--- a/specifications/TMFC046-WorkforceManagement/Diagrams/TMFC046_Workforce_Management.docx
+++ b/specifications/TMFC046-WorkforceManagement/Diagrams/TMFC046_Workforce_Management.docx
@@ -210,336 +210,6 @@
         <w:t>eTOM Processes, SID Data Entities and Functional Framework Functions</w:t>
       </w:r>
     </w:p>
-    <w:p>
-      <w:pPr>
-        <w:pStyle w:val="Heading2"/>
-      </w:pPr>
-      <w:r>
-        <w:t>eTOM business activities</w:t>
-      </w:r>
-    </w:p>
-    <w:p>
-      <w:r>
-        <w:t>eTOM business activities this ODA Component is responsible for:</w:t>
-      </w:r>
-    </w:p>
-    <w:tbl>
-      <w:tblPr>
-        <w:tblStyle w:val="ScrollTableNormal"/>
-        <w:tblW w:type="auto" w:w="0"/>
-        <w:tblLayout w:type="autofit"/>
-        <w:tblLook w:val="04A0" w:firstRow="1" w:lastRow="0" w:firstColumn="0" w:lastColumn="0" w:noHBand="0" w:noVBand="1"/>
-        <w:tblBorders>
-          <w:top w:val="single" w:sz="4" w:space="0" w:color="999999"/>
-          <w:left w:val="single" w:sz="4" w:space="0" w:color="999999"/>
-          <w:bottom w:val="single" w:sz="4" w:space="0" w:color="999999"/>
-          <w:right w:val="single" w:sz="4" w:space="0" w:color="999999"/>
-          <w:insideH w:val="single" w:sz="4" w:space="0" w:color="999999"/>
-          <w:insideV w:val="single" w:sz="4" w:space="0" w:color="999999"/>
-        </w:tblBorders>
-      </w:tblPr>
-      <w:tblGrid>
-        <w:gridCol w:w="2124"/>
-        <w:gridCol w:w="2124"/>
-        <w:gridCol w:w="2124"/>
-        <w:gridCol w:w="2124"/>
-      </w:tblGrid>
-      <w:tr>
-        <w:trPr>
-          <w:tblHeader/>
-        </w:trPr>
-        <w:tc>
-          <w:tcPr>
-            <w:tcW w:type="dxa" w:w="1498"/>
-          </w:tcPr>
-          <w:p>
-            <w:r/>
-            <w:r>
-              <w:rPr>
-                <w:b/>
-              </w:rPr>
-              <w:t>Identifier</w:t>
-            </w:r>
-          </w:p>
-        </w:tc>
-        <w:tc>
-          <w:tcPr>
-            <w:tcW w:type="dxa" w:w="1123"/>
-          </w:tcPr>
-          <w:p>
-            <w:r/>
-            <w:r>
-              <w:rPr>
-                <w:b/>
-              </w:rPr>
-              <w:t>Level</w:t>
-            </w:r>
-          </w:p>
-        </w:tc>
-        <w:tc>
-          <w:tcPr>
-            <w:tcW w:type="dxa" w:w="2902"/>
-          </w:tcPr>
-          <w:p>
-            <w:r/>
-            <w:r>
-              <w:rPr>
-                <w:b/>
-              </w:rPr>
-              <w:t>Business Activity Name</w:t>
-            </w:r>
-          </w:p>
-        </w:tc>
-        <w:tc>
-          <w:tcPr>
-            <w:tcW w:type="dxa" w:w="3838"/>
-          </w:tcPr>
-          <w:p>
-            <w:r/>
-            <w:r>
-              <w:rPr>
-                <w:b/>
-              </w:rPr>
-              <w:t>Description</w:t>
-            </w:r>
-          </w:p>
-        </w:tc>
-      </w:tr>
-      <w:tr>
-        <w:tc>
-          <w:tcPr>
-            <w:tcW w:type="dxa" w:w="1498"/>
-          </w:tcPr>
-          <w:p>
-            <w:r/>
-            <w:r>
-              <w:t>1.5.4</w:t>
-            </w:r>
-          </w:p>
-        </w:tc>
-        <w:tc>
-          <w:tcPr>
-            <w:tcW w:type="dxa" w:w="1123"/>
-          </w:tcPr>
-          <w:p>
-            <w:r/>
-            <w:r>
-              <w:t>L2</w:t>
-            </w:r>
-          </w:p>
-        </w:tc>
-        <w:tc>
-          <w:tcPr>
-            <w:tcW w:type="dxa" w:w="2902"/>
-          </w:tcPr>
-          <w:p>
-            <w:r/>
-            <w:r>
-              <w:t>Resource Readiness &amp; Support</w:t>
-            </w:r>
-          </w:p>
-        </w:tc>
-        <w:tc>
-          <w:tcPr>
-            <w:tcW w:type="dxa" w:w="3838"/>
-          </w:tcPr>
-          <w:p>
-            <w:r/>
-            <w:r>
-              <w:t>Manage resource infrastructure to ensure that appropriate application, computing and network resources are available and ready to support the Fulfillment, Assurance and Billing processes in instantiating and managing resource instances, and for monitoring</w:t>
-            </w:r>
-          </w:p>
-        </w:tc>
-      </w:tr>
-      <w:tr>
-        <w:tc>
-          <w:tcPr>
-            <w:tcW w:type="dxa" w:w="1498"/>
-          </w:tcPr>
-          <w:p>
-            <w:r/>
-            <w:r>
-              <w:t>1.5.4.8</w:t>
-            </w:r>
-          </w:p>
-        </w:tc>
-        <w:tc>
-          <w:tcPr>
-            <w:tcW w:type="dxa" w:w="1123"/>
-          </w:tcPr>
-          <w:p>
-            <w:r/>
-            <w:r>
-              <w:t>L3</w:t>
-            </w:r>
-          </w:p>
-        </w:tc>
-        <w:tc>
-          <w:tcPr>
-            <w:tcW w:type="dxa" w:w="2902"/>
-          </w:tcPr>
-          <w:p>
-            <w:r/>
-            <w:r>
-              <w:t>Manage Field Workforce</w:t>
-            </w:r>
-          </w:p>
-        </w:tc>
-        <w:tc>
-          <w:tcPr>
-            <w:tcW w:type="dxa" w:w="3838"/>
-          </w:tcPr>
-          <w:p>
-            <w:r/>
-            <w:r>
-              <w:t>"Managing the staff performing manual activities along with managing the actual activity being performed. - Note: The current focus of the Manage Field Workforce processes is field Staff and others managed through work orders, etc. There is opportunity fo</w:t>
-            </w:r>
-          </w:p>
-        </w:tc>
-      </w:tr>
-    </w:tbl>
-    <w:p/>
-    <w:p>
-      <w:pPr>
-        <w:pStyle w:val="Heading2"/>
-      </w:pPr>
-      <w:r>
-        <w:t>SID ABEs</w:t>
-      </w:r>
-    </w:p>
-    <w:p>
-      <w:r>
-        <w:t>SID ABEs this ODA Component is responsible for:</w:t>
-      </w:r>
-    </w:p>
-    <w:tbl>
-      <w:tblPr>
-        <w:tblStyle w:val="ScrollTableNormal"/>
-        <w:tblW w:type="auto" w:w="0"/>
-        <w:tblLayout w:type="autofit"/>
-        <w:tblLook w:val="04A0" w:firstRow="1" w:lastRow="0" w:firstColumn="0" w:lastColumn="0" w:noHBand="0" w:noVBand="1"/>
-        <w:tblBorders>
-          <w:top w:val="single" w:sz="4" w:space="0" w:color="999999"/>
-          <w:left w:val="single" w:sz="4" w:space="0" w:color="999999"/>
-          <w:bottom w:val="single" w:sz="4" w:space="0" w:color="999999"/>
-          <w:right w:val="single" w:sz="4" w:space="0" w:color="999999"/>
-          <w:insideH w:val="single" w:sz="4" w:space="0" w:color="999999"/>
-          <w:insideV w:val="single" w:sz="4" w:space="0" w:color="999999"/>
-        </w:tblBorders>
-      </w:tblPr>
-      <w:tblGrid>
-        <w:gridCol w:w="2124"/>
-        <w:gridCol w:w="2124"/>
-        <w:gridCol w:w="2124"/>
-        <w:gridCol w:w="2124"/>
-      </w:tblGrid>
-      <w:tr>
-        <w:trPr>
-          <w:tblHeader/>
-        </w:trPr>
-        <w:tc>
-          <w:tcPr>
-            <w:tcW w:type="dxa" w:w="1591"/>
-          </w:tcPr>
-          <w:p>
-            <w:r/>
-            <w:r>
-              <w:rPr>
-                <w:b/>
-              </w:rPr>
-              <w:t>SID ABE Level 1</w:t>
-            </w:r>
-          </w:p>
-        </w:tc>
-        <w:tc>
-          <w:tcPr>
-            <w:tcW w:type="dxa" w:w="2434"/>
-          </w:tcPr>
-          <w:p>
-            <w:r/>
-            <w:r>
-              <w:rPr>
-                <w:b/>
-              </w:rPr>
-              <w:t>SID ABE Level 2 (or set of BEs)</w:t>
-            </w:r>
-          </w:p>
-        </w:tc>
-        <w:tc>
-          <w:tcPr>
-            <w:tcW w:type="dxa" w:w="2995"/>
-          </w:tcPr>
-          <w:p>
-            <w:r/>
-            <w:r>
-              <w:rPr>
-                <w:b/>
-              </w:rPr>
-              <w:t>SID ABE L1 Definition</w:t>
-            </w:r>
-          </w:p>
-        </w:tc>
-        <w:tc>
-          <w:tcPr>
-            <w:tcW w:type="dxa" w:w="2340"/>
-          </w:tcPr>
-          <w:p>
-            <w:r/>
-            <w:r>
-              <w:rPr>
-                <w:b/>
-              </w:rPr>
-              <w:t>SID ABE L2 Definition</w:t>
-            </w:r>
-          </w:p>
-        </w:tc>
-      </w:tr>
-      <w:tr>
-        <w:tc>
-          <w:tcPr>
-            <w:tcW w:type="dxa" w:w="1591"/>
-          </w:tcPr>
-          <w:p>
-            <w:r/>
-            <w:r>
-              <w:t>Workforce</w:t>
-            </w:r>
-          </w:p>
-        </w:tc>
-        <w:tc>
-          <w:tcPr>
-            <w:tcW w:type="dxa" w:w="2434"/>
-          </w:tcPr>
-          <w:p>
-            <w:r/>
-            <w:r/>
-          </w:p>
-        </w:tc>
-        <w:tc>
-          <w:tcPr>
-            <w:tcW w:type="dxa" w:w="2995"/>
-          </w:tcPr>
-          <w:p>
-            <w:r/>
-            <w:r>
-              <w:t>The Workforce ABE models the human and other field resources with their roles, skills, calendar, and other characteristics. It also models the work description and reservation and assignment of a technician to a task. It contains Work, Work Specification, WorkforceResource, and WorkforceSchedule.</w:t>
-            </w:r>
-          </w:p>
-        </w:tc>
-        <w:tc>
-          <w:tcPr>
-            <w:tcW w:type="dxa" w:w="2340"/>
-          </w:tcPr>
-          <w:p>
-            <w:r/>
-            <w:r>
-              <w:t>*(no description available)*</w:t>
-            </w:r>
-          </w:p>
-        </w:tc>
-      </w:tr>
-    </w:tbl>
-    <w:p/>
     <w:p>
       <w:pPr>
         <w:pStyle w:val="Heading2"/>
@@ -597,6 +267,336 @@
         <w:pStyle w:val="Heading2"/>
       </w:pPr>
       <w:r>
+        <w:t>eTOM business activities</w:t>
+      </w:r>
+    </w:p>
+    <w:p>
+      <w:r>
+        <w:t>eTOM business activities this ODA Component is responsible for:</w:t>
+      </w:r>
+    </w:p>
+    <w:tbl>
+      <w:tblPr>
+        <w:tblStyle w:val="ScrollTableNormal"/>
+        <w:tblW w:type="auto" w:w="0"/>
+        <w:tblLayout w:type="autofit"/>
+        <w:tblLook w:val="04A0" w:firstRow="1" w:lastRow="0" w:firstColumn="0" w:lastColumn="0" w:noHBand="0" w:noVBand="1"/>
+        <w:tblBorders>
+          <w:top w:val="single" w:sz="4" w:space="0" w:color="999999"/>
+          <w:left w:val="single" w:sz="4" w:space="0" w:color="999999"/>
+          <w:bottom w:val="single" w:sz="4" w:space="0" w:color="999999"/>
+          <w:right w:val="single" w:sz="4" w:space="0" w:color="999999"/>
+          <w:insideH w:val="single" w:sz="4" w:space="0" w:color="999999"/>
+          <w:insideV w:val="single" w:sz="4" w:space="0" w:color="999999"/>
+        </w:tblBorders>
+      </w:tblPr>
+      <w:tblGrid>
+        <w:gridCol w:w="2124"/>
+        <w:gridCol w:w="2124"/>
+        <w:gridCol w:w="2124"/>
+        <w:gridCol w:w="2124"/>
+      </w:tblGrid>
+      <w:tr>
+        <w:trPr>
+          <w:tblHeader/>
+        </w:trPr>
+        <w:tc>
+          <w:tcPr>
+            <w:tcW w:type="dxa" w:w="1498"/>
+          </w:tcPr>
+          <w:p>
+            <w:r/>
+            <w:r>
+              <w:rPr>
+                <w:b/>
+              </w:rPr>
+              <w:t>Identifier</w:t>
+            </w:r>
+          </w:p>
+        </w:tc>
+        <w:tc>
+          <w:tcPr>
+            <w:tcW w:type="dxa" w:w="1123"/>
+          </w:tcPr>
+          <w:p>
+            <w:r/>
+            <w:r>
+              <w:rPr>
+                <w:b/>
+              </w:rPr>
+              <w:t>Level</w:t>
+            </w:r>
+          </w:p>
+        </w:tc>
+        <w:tc>
+          <w:tcPr>
+            <w:tcW w:type="dxa" w:w="2902"/>
+          </w:tcPr>
+          <w:p>
+            <w:r/>
+            <w:r>
+              <w:rPr>
+                <w:b/>
+              </w:rPr>
+              <w:t>Business Activity Name</w:t>
+            </w:r>
+          </w:p>
+        </w:tc>
+        <w:tc>
+          <w:tcPr>
+            <w:tcW w:type="dxa" w:w="3838"/>
+          </w:tcPr>
+          <w:p>
+            <w:r/>
+            <w:r>
+              <w:rPr>
+                <w:b/>
+              </w:rPr>
+              <w:t>Description</w:t>
+            </w:r>
+          </w:p>
+        </w:tc>
+      </w:tr>
+      <w:tr>
+        <w:tc>
+          <w:tcPr>
+            <w:tcW w:type="dxa" w:w="1498"/>
+          </w:tcPr>
+          <w:p>
+            <w:r/>
+            <w:r>
+              <w:t>1.5.4</w:t>
+            </w:r>
+          </w:p>
+        </w:tc>
+        <w:tc>
+          <w:tcPr>
+            <w:tcW w:type="dxa" w:w="1123"/>
+          </w:tcPr>
+          <w:p>
+            <w:r/>
+            <w:r>
+              <w:t>L2</w:t>
+            </w:r>
+          </w:p>
+        </w:tc>
+        <w:tc>
+          <w:tcPr>
+            <w:tcW w:type="dxa" w:w="2902"/>
+          </w:tcPr>
+          <w:p>
+            <w:r/>
+            <w:r>
+              <w:t>Resource Readiness &amp; Support</w:t>
+            </w:r>
+          </w:p>
+        </w:tc>
+        <w:tc>
+          <w:tcPr>
+            <w:tcW w:type="dxa" w:w="3838"/>
+          </w:tcPr>
+          <w:p>
+            <w:r/>
+            <w:r>
+              <w:t>Manage resource infrastructure to ensure that appropriate application, computing and network resources are available and ready to support the Fulfillment, Assurance and Billing processes in instantiating and managing resource instances, and for monitoring</w:t>
+            </w:r>
+          </w:p>
+        </w:tc>
+      </w:tr>
+      <w:tr>
+        <w:tc>
+          <w:tcPr>
+            <w:tcW w:type="dxa" w:w="1498"/>
+          </w:tcPr>
+          <w:p>
+            <w:r/>
+            <w:r>
+              <w:t>1.5.4.8</w:t>
+            </w:r>
+          </w:p>
+        </w:tc>
+        <w:tc>
+          <w:tcPr>
+            <w:tcW w:type="dxa" w:w="1123"/>
+          </w:tcPr>
+          <w:p>
+            <w:r/>
+            <w:r>
+              <w:t>L3</w:t>
+            </w:r>
+          </w:p>
+        </w:tc>
+        <w:tc>
+          <w:tcPr>
+            <w:tcW w:type="dxa" w:w="2902"/>
+          </w:tcPr>
+          <w:p>
+            <w:r/>
+            <w:r>
+              <w:t>Manage Field Workforce</w:t>
+            </w:r>
+          </w:p>
+        </w:tc>
+        <w:tc>
+          <w:tcPr>
+            <w:tcW w:type="dxa" w:w="3838"/>
+          </w:tcPr>
+          <w:p>
+            <w:r/>
+            <w:r>
+              <w:t>"Managing the staff performing manual activities along with managing the actual activity being performed. - Note: The current focus of the Manage Field Workforce processes is field Staff and others managed through work orders, etc. There is opportunity fo</w:t>
+            </w:r>
+          </w:p>
+        </w:tc>
+      </w:tr>
+    </w:tbl>
+    <w:p/>
+    <w:p>
+      <w:pPr>
+        <w:pStyle w:val="Heading2"/>
+      </w:pPr>
+      <w:r>
+        <w:t>SID ABEs</w:t>
+      </w:r>
+    </w:p>
+    <w:p>
+      <w:r>
+        <w:t>SID ABEs this ODA Component is responsible for:</w:t>
+      </w:r>
+    </w:p>
+    <w:tbl>
+      <w:tblPr>
+        <w:tblStyle w:val="ScrollTableNormal"/>
+        <w:tblW w:type="auto" w:w="0"/>
+        <w:tblLayout w:type="autofit"/>
+        <w:tblLook w:val="04A0" w:firstRow="1" w:lastRow="0" w:firstColumn="0" w:lastColumn="0" w:noHBand="0" w:noVBand="1"/>
+        <w:tblBorders>
+          <w:top w:val="single" w:sz="4" w:space="0" w:color="999999"/>
+          <w:left w:val="single" w:sz="4" w:space="0" w:color="999999"/>
+          <w:bottom w:val="single" w:sz="4" w:space="0" w:color="999999"/>
+          <w:right w:val="single" w:sz="4" w:space="0" w:color="999999"/>
+          <w:insideH w:val="single" w:sz="4" w:space="0" w:color="999999"/>
+          <w:insideV w:val="single" w:sz="4" w:space="0" w:color="999999"/>
+        </w:tblBorders>
+      </w:tblPr>
+      <w:tblGrid>
+        <w:gridCol w:w="2124"/>
+        <w:gridCol w:w="2124"/>
+        <w:gridCol w:w="2124"/>
+        <w:gridCol w:w="2124"/>
+      </w:tblGrid>
+      <w:tr>
+        <w:trPr>
+          <w:tblHeader/>
+        </w:trPr>
+        <w:tc>
+          <w:tcPr>
+            <w:tcW w:type="dxa" w:w="1404"/>
+          </w:tcPr>
+          <w:p>
+            <w:r/>
+            <w:r>
+              <w:rPr>
+                <w:b/>
+              </w:rPr>
+              <w:t>SID ABE L1</w:t>
+            </w:r>
+          </w:p>
+        </w:tc>
+        <w:tc>
+          <w:tcPr>
+            <w:tcW w:type="dxa" w:w="3182"/>
+          </w:tcPr>
+          <w:p>
+            <w:r/>
+            <w:r>
+              <w:rPr>
+                <w:b/>
+              </w:rPr>
+              <w:t>SID ABE L1 Definition</w:t>
+            </w:r>
+          </w:p>
+        </w:tc>
+        <w:tc>
+          <w:tcPr>
+            <w:tcW w:type="dxa" w:w="2340"/>
+          </w:tcPr>
+          <w:p>
+            <w:r/>
+            <w:r>
+              <w:rPr>
+                <w:b/>
+              </w:rPr>
+              <w:t>SID ABE L2 (or set of BEs)</w:t>
+            </w:r>
+          </w:p>
+        </w:tc>
+        <w:tc>
+          <w:tcPr>
+            <w:tcW w:type="dxa" w:w="2434"/>
+          </w:tcPr>
+          <w:p>
+            <w:r/>
+            <w:r>
+              <w:rPr>
+                <w:b/>
+              </w:rPr>
+              <w:t>SID ABE L2 Definition</w:t>
+            </w:r>
+          </w:p>
+        </w:tc>
+      </w:tr>
+      <w:tr>
+        <w:tc>
+          <w:tcPr>
+            <w:tcW w:type="dxa" w:w="1404"/>
+          </w:tcPr>
+          <w:p>
+            <w:r/>
+            <w:r>
+              <w:t>Workforce</w:t>
+            </w:r>
+          </w:p>
+        </w:tc>
+        <w:tc>
+          <w:tcPr>
+            <w:tcW w:type="dxa" w:w="3182"/>
+          </w:tcPr>
+          <w:p>
+            <w:r/>
+            <w:r>
+              <w:t>The Workforce ABE models the human and other field resources with their roles, skills, calendar, and other characteristics. It also models the work description and reservation and assignment of a technician to a task. It contains Work, Work Specification, WorkforceResource, and WorkforceSchedule.</w:t>
+            </w:r>
+          </w:p>
+        </w:tc>
+        <w:tc>
+          <w:tcPr>
+            <w:tcW w:type="dxa" w:w="2340"/>
+          </w:tcPr>
+          <w:p>
+            <w:r/>
+            <w:r/>
+          </w:p>
+        </w:tc>
+        <w:tc>
+          <w:tcPr>
+            <w:tcW w:type="dxa" w:w="2434"/>
+          </w:tcPr>
+          <w:p>
+            <w:r/>
+            <w:r>
+              <w:t>*(no description available)*</w:t>
+            </w:r>
+          </w:p>
+        </w:tc>
+      </w:tr>
+    </w:tbl>
+    <w:p/>
+    <w:p>
+      <w:pPr>
+        <w:pStyle w:val="Heading2"/>
+      </w:pPr>
+      <w:r>
         <w:t>Functional Framework Functions</w:t>
       </w:r>
     </w:p>
@@ -656,7 +656,35 @@
         </w:tc>
         <w:tc>
           <w:tcPr>
-            <w:tcW w:type="dxa" w:w="2153"/>
+            <w:tcW w:type="dxa" w:w="1872"/>
+          </w:tcPr>
+          <w:p>
+            <w:r/>
+            <w:r>
+              <w:rPr>
+                <w:b/>
+              </w:rPr>
+              <w:t>Aggregate Function Level 1</w:t>
+            </w:r>
+          </w:p>
+        </w:tc>
+        <w:tc>
+          <w:tcPr>
+            <w:tcW w:type="dxa" w:w="1872"/>
+          </w:tcPr>
+          <w:p>
+            <w:r/>
+            <w:r>
+              <w:rPr>
+                <w:b/>
+              </w:rPr>
+              <w:t>Aggregate Function Level 2</w:t>
+            </w:r>
+          </w:p>
+        </w:tc>
+        <w:tc>
+          <w:tcPr>
+            <w:tcW w:type="dxa" w:w="2340"/>
           </w:tcPr>
           <w:p>
             <w:r/>
@@ -668,34 +696,6 @@
             </w:r>
           </w:p>
         </w:tc>
-        <w:tc>
-          <w:tcPr>
-            <w:tcW w:type="dxa" w:w="1872"/>
-          </w:tcPr>
-          <w:p>
-            <w:r/>
-            <w:r>
-              <w:rPr>
-                <w:b/>
-              </w:rPr>
-              <w:t>Aggregate Function Level 1</w:t>
-            </w:r>
-          </w:p>
-        </w:tc>
-        <w:tc>
-          <w:tcPr>
-            <w:tcW w:type="dxa" w:w="2059"/>
-          </w:tcPr>
-          <w:p>
-            <w:r/>
-            <w:r>
-              <w:rPr>
-                <w:b/>
-              </w:rPr>
-              <w:t>Aggregate Function Level 2</w:t>
-            </w:r>
-          </w:p>
-        </w:tc>
       </w:tr>
       <w:tr>
         <w:tc>
@@ -722,34 +722,34 @@
         </w:tc>
         <w:tc>
           <w:tcPr>
-            <w:tcW w:type="dxa" w:w="2153"/>
+            <w:tcW w:type="dxa" w:w="1872"/>
+          </w:tcPr>
+          <w:p>
+            <w:r/>
+            <w:r>
+              <w:t>Workforce Operational Management</w:t>
+            </w:r>
+          </w:p>
+        </w:tc>
+        <w:tc>
+          <w:tcPr>
+            <w:tcW w:type="dxa" w:w="1872"/>
+          </w:tcPr>
+          <w:p>
+            <w:r/>
+            <w:r>
+              <w:t>Workforce Activity Tracking</w:t>
+            </w:r>
+          </w:p>
+        </w:tc>
+        <w:tc>
+          <w:tcPr>
+            <w:tcW w:type="dxa" w:w="2340"/>
           </w:tcPr>
           <w:p>
             <w:r/>
             <w:r>
               <w:t>Center Time Management supports all of the time management of a service provider Agent/CSR/LCM etc. including tracking of hours worked, hours spent in training and other activities. It includes all time attributes used in the scheduling of resources to meet center SLAs. This function would also track time associated with a specific activity whether it be a short (single contact) or long running, multiple contact and team related activity. This aspect of time may span center resources.</w:t>
-            </w:r>
-          </w:p>
-        </w:tc>
-        <w:tc>
-          <w:tcPr>
-            <w:tcW w:type="dxa" w:w="1872"/>
-          </w:tcPr>
-          <w:p>
-            <w:r/>
-            <w:r>
-              <w:t>Workforce Operational Management</w:t>
-            </w:r>
-          </w:p>
-        </w:tc>
-        <w:tc>
-          <w:tcPr>
-            <w:tcW w:type="dxa" w:w="2059"/>
-          </w:tcPr>
-          <w:p>
-            <w:r/>
-            <w:r>
-              <w:t>Workforce Activity Tracking</w:t>
             </w:r>
           </w:p>
         </w:tc>
@@ -779,34 +779,34 @@
         </w:tc>
         <w:tc>
           <w:tcPr>
-            <w:tcW w:type="dxa" w:w="2153"/>
+            <w:tcW w:type="dxa" w:w="1872"/>
+          </w:tcPr>
+          <w:p>
+            <w:r/>
+            <w:r>
+              <w:t>Workforce Operational Management</w:t>
+            </w:r>
+          </w:p>
+        </w:tc>
+        <w:tc>
+          <w:tcPr>
+            <w:tcW w:type="dxa" w:w="1872"/>
+          </w:tcPr>
+          <w:p>
+            <w:r/>
+            <w:r>
+              <w:t>Workforce Activity Tracking</w:t>
+            </w:r>
+          </w:p>
+        </w:tc>
+        <w:tc>
+          <w:tcPr>
+            <w:tcW w:type="dxa" w:w="2340"/>
           </w:tcPr>
           <w:p>
             <w:r/>
             <w:r>
               <w:t>Work List Management function supports organizing and prioritizing tasks for individuals or groups. It includes: / 1. Task Identification and Prioritization: Worklist managers determine the importance of tasks and prioritize them based on urgency and impact. / 2. Task Assignment: They allocate tasks to the appropriate individuals or teams, ensuring the right people are working on the right tasks. / 3. Workflow Optimization: Worklist management streamlines processes, reducing delays and bottlenecks. / 4. Monitoring Progress: Managers track task completion and ensure adherence to deadlines. / 5. Resource Allocation: They allocate resources like time, manpower, and equipment effectively. / 6. Communication Facilitation: They foster communication among team members and stakeholders. / 7. Risk Mitigation: Managers identify and address potential risks to prevent disruptions in workflow.</w:t>
-            </w:r>
-          </w:p>
-        </w:tc>
-        <w:tc>
-          <w:tcPr>
-            <w:tcW w:type="dxa" w:w="1872"/>
-          </w:tcPr>
-          <w:p>
-            <w:r/>
-            <w:r>
-              <w:t>Workforce Operational Management</w:t>
-            </w:r>
-          </w:p>
-        </w:tc>
-        <w:tc>
-          <w:tcPr>
-            <w:tcW w:type="dxa" w:w="2059"/>
-          </w:tcPr>
-          <w:p>
-            <w:r/>
-            <w:r>
-              <w:t>Workforce Activity Tracking</w:t>
             </w:r>
           </w:p>
         </w:tc>
@@ -836,34 +836,34 @@
         </w:tc>
         <w:tc>
           <w:tcPr>
-            <w:tcW w:type="dxa" w:w="2153"/>
+            <w:tcW w:type="dxa" w:w="1872"/>
+          </w:tcPr>
+          <w:p>
+            <w:r/>
+            <w:r>
+              <w:t>Workforce Operational Management</w:t>
+            </w:r>
+          </w:p>
+        </w:tc>
+        <w:tc>
+          <w:tcPr>
+            <w:tcW w:type="dxa" w:w="1872"/>
+          </w:tcPr>
+          <w:p>
+            <w:r/>
+            <w:r>
+              <w:t>Workforce Organisation</w:t>
+            </w:r>
+          </w:p>
+        </w:tc>
+        <w:tc>
+          <w:tcPr>
+            <w:tcW w:type="dxa" w:w="2340"/>
           </w:tcPr>
           <w:p>
             <w:r/>
             <w:r>
               <w:t>Care-center Compliance Management manages compliance with customer service / work-center methods and procedures.</w:t>
-            </w:r>
-          </w:p>
-        </w:tc>
-        <w:tc>
-          <w:tcPr>
-            <w:tcW w:type="dxa" w:w="1872"/>
-          </w:tcPr>
-          <w:p>
-            <w:r/>
-            <w:r>
-              <w:t>Workforce Operational Management</w:t>
-            </w:r>
-          </w:p>
-        </w:tc>
-        <w:tc>
-          <w:tcPr>
-            <w:tcW w:type="dxa" w:w="2059"/>
-          </w:tcPr>
-          <w:p>
-            <w:r/>
-            <w:r>
-              <w:t>Workforce Organisation</w:t>
             </w:r>
           </w:p>
         </w:tc>
@@ -893,34 +893,34 @@
         </w:tc>
         <w:tc>
           <w:tcPr>
-            <w:tcW w:type="dxa" w:w="2153"/>
+            <w:tcW w:type="dxa" w:w="1872"/>
+          </w:tcPr>
+          <w:p>
+            <w:r/>
+            <w:r>
+              <w:t>Workforce Operational Management</w:t>
+            </w:r>
+          </w:p>
+        </w:tc>
+        <w:tc>
+          <w:tcPr>
+            <w:tcW w:type="dxa" w:w="1872"/>
+          </w:tcPr>
+          <w:p>
+            <w:r/>
+            <w:r>
+              <w:t>Workforce Organisation</w:t>
+            </w:r>
+          </w:p>
+        </w:tc>
+        <w:tc>
+          <w:tcPr>
+            <w:tcW w:type="dxa" w:w="2340"/>
           </w:tcPr>
           <w:p>
             <w:r/>
             <w:r>
               <w:t>Center Activity Management includes the necessary functionality to track activities performed within a work center. These activities range from orders placed, sales closed, problems resolved, ticket closed, etc. Most work centers incorporate a detailed activity tracking mechanism with associated reporting for individual agent performance and is typically rolled up to support center-level performance as well.</w:t>
-            </w:r>
-          </w:p>
-        </w:tc>
-        <w:tc>
-          <w:tcPr>
-            <w:tcW w:type="dxa" w:w="1872"/>
-          </w:tcPr>
-          <w:p>
-            <w:r/>
-            <w:r>
-              <w:t>Workforce Operational Management</w:t>
-            </w:r>
-          </w:p>
-        </w:tc>
-        <w:tc>
-          <w:tcPr>
-            <w:tcW w:type="dxa" w:w="2059"/>
-          </w:tcPr>
-          <w:p>
-            <w:r/>
-            <w:r>
-              <w:t>Workforce Organisation</w:t>
             </w:r>
           </w:p>
         </w:tc>
@@ -950,34 +950,34 @@
         </w:tc>
         <w:tc>
           <w:tcPr>
-            <w:tcW w:type="dxa" w:w="2153"/>
+            <w:tcW w:type="dxa" w:w="1872"/>
+          </w:tcPr>
+          <w:p>
+            <w:r/>
+            <w:r>
+              <w:t>Workforce Operational Management</w:t>
+            </w:r>
+          </w:p>
+        </w:tc>
+        <w:tc>
+          <w:tcPr>
+            <w:tcW w:type="dxa" w:w="1872"/>
+          </w:tcPr>
+          <w:p>
+            <w:r/>
+            <w:r>
+              <w:t>Workforce Organisation</w:t>
+            </w:r>
+          </w:p>
+        </w:tc>
+        <w:tc>
+          <w:tcPr>
+            <w:tcW w:type="dxa" w:w="2340"/>
           </w:tcPr>
           <w:p>
             <w:r/>
             <w:r>
               <w:t>Resource Change Project Collaboration provides interfaces to Workforce Management, supports collaborative project management across business boundaries and supports links to vendors ERP - via B2B portals and to internal network engineering duties for in-station and street activities.</w:t>
-            </w:r>
-          </w:p>
-        </w:tc>
-        <w:tc>
-          <w:tcPr>
-            <w:tcW w:type="dxa" w:w="1872"/>
-          </w:tcPr>
-          <w:p>
-            <w:r/>
-            <w:r>
-              <w:t>Workforce Operational Management</w:t>
-            </w:r>
-          </w:p>
-        </w:tc>
-        <w:tc>
-          <w:tcPr>
-            <w:tcW w:type="dxa" w:w="2059"/>
-          </w:tcPr>
-          <w:p>
-            <w:r/>
-            <w:r>
-              <w:t>Workforce Organisation</w:t>
             </w:r>
           </w:p>
         </w:tc>
@@ -1007,34 +1007,34 @@
         </w:tc>
         <w:tc>
           <w:tcPr>
-            <w:tcW w:type="dxa" w:w="2153"/>
+            <w:tcW w:type="dxa" w:w="1872"/>
+          </w:tcPr>
+          <w:p>
+            <w:r/>
+            <w:r>
+              <w:t>Workforce Operational Management</w:t>
+            </w:r>
+          </w:p>
+        </w:tc>
+        <w:tc>
+          <w:tcPr>
+            <w:tcW w:type="dxa" w:w="1872"/>
+          </w:tcPr>
+          <w:p>
+            <w:r/>
+            <w:r>
+              <w:t>Workforce Appointment Management</w:t>
+            </w:r>
+          </w:p>
+        </w:tc>
+        <w:tc>
+          <w:tcPr>
+            <w:tcW w:type="dxa" w:w="2340"/>
           </w:tcPr>
           <w:p>
             <w:r/>
             <w:r>
               <w:t>The Workforce Agenda Booking Function enables to manage Workforce appointment with any Party such as Customer, Business Partner and tracks the appointment in the workforce calendar.</w:t>
-            </w:r>
-          </w:p>
-        </w:tc>
-        <w:tc>
-          <w:tcPr>
-            <w:tcW w:type="dxa" w:w="1872"/>
-          </w:tcPr>
-          <w:p>
-            <w:r/>
-            <w:r>
-              <w:t>Workforce Operational Management</w:t>
-            </w:r>
-          </w:p>
-        </w:tc>
-        <w:tc>
-          <w:tcPr>
-            <w:tcW w:type="dxa" w:w="2059"/>
-          </w:tcPr>
-          <w:p>
-            <w:r/>
-            <w:r>
-              <w:t>Workforce Appointment Management</w:t>
             </w:r>
           </w:p>
         </w:tc>
@@ -1064,34 +1064,34 @@
         </w:tc>
         <w:tc>
           <w:tcPr>
-            <w:tcW w:type="dxa" w:w="2153"/>
+            <w:tcW w:type="dxa" w:w="1872"/>
+          </w:tcPr>
+          <w:p>
+            <w:r/>
+            <w:r>
+              <w:t>Workforce Operational Management</w:t>
+            </w:r>
+          </w:p>
+        </w:tc>
+        <w:tc>
+          <w:tcPr>
+            <w:tcW w:type="dxa" w:w="1872"/>
+          </w:tcPr>
+          <w:p>
+            <w:r/>
+            <w:r>
+              <w:t>Workforce Appointment Management</w:t>
+            </w:r>
+          </w:p>
+        </w:tc>
+        <w:tc>
+          <w:tcPr>
+            <w:tcW w:type="dxa" w:w="2340"/>
           </w:tcPr>
           <w:p>
             <w:r/>
             <w:r>
               <w:t>The Workforce Availability Check Function enables to check the availability of Workforce.</w:t>
-            </w:r>
-          </w:p>
-        </w:tc>
-        <w:tc>
-          <w:tcPr>
-            <w:tcW w:type="dxa" w:w="1872"/>
-          </w:tcPr>
-          <w:p>
-            <w:r/>
-            <w:r>
-              <w:t>Workforce Operational Management</w:t>
-            </w:r>
-          </w:p>
-        </w:tc>
-        <w:tc>
-          <w:tcPr>
-            <w:tcW w:type="dxa" w:w="2059"/>
-          </w:tcPr>
-          <w:p>
-            <w:r/>
-            <w:r>
-              <w:t>Workforce Appointment Management</w:t>
             </w:r>
           </w:p>
         </w:tc>
@@ -1121,34 +1121,34 @@
         </w:tc>
         <w:tc>
           <w:tcPr>
-            <w:tcW w:type="dxa" w:w="2153"/>
+            <w:tcW w:type="dxa" w:w="1872"/>
+          </w:tcPr>
+          <w:p>
+            <w:r/>
+            <w:r>
+              <w:t>Workforce Operational Management</w:t>
+            </w:r>
+          </w:p>
+        </w:tc>
+        <w:tc>
+          <w:tcPr>
+            <w:tcW w:type="dxa" w:w="1872"/>
+          </w:tcPr>
+          <w:p>
+            <w:r/>
+            <w:r>
+              <w:t>Workforce Schedule Management</w:t>
+            </w:r>
+          </w:p>
+        </w:tc>
+        <w:tc>
+          <w:tcPr>
+            <w:tcW w:type="dxa" w:w="2340"/>
           </w:tcPr>
           <w:p>
             <w:r/>
             <w:r>
               <w:t>Care-center Case Queuing addresses the work queuing and work assignment for cases received from various channels including incoming calls, email, and back-office/front-office work distribution and queuing. Work Queuing can be on-line (active customer contact) or off line (no customer "on the line").</w:t>
-            </w:r>
-          </w:p>
-        </w:tc>
-        <w:tc>
-          <w:tcPr>
-            <w:tcW w:type="dxa" w:w="1872"/>
-          </w:tcPr>
-          <w:p>
-            <w:r/>
-            <w:r>
-              <w:t>Workforce Operational Management</w:t>
-            </w:r>
-          </w:p>
-        </w:tc>
-        <w:tc>
-          <w:tcPr>
-            <w:tcW w:type="dxa" w:w="2059"/>
-          </w:tcPr>
-          <w:p>
-            <w:r/>
-            <w:r>
-              <w:t>Workforce Schedule Management</w:t>
             </w:r>
           </w:p>
         </w:tc>
@@ -1178,34 +1178,34 @@
         </w:tc>
         <w:tc>
           <w:tcPr>
-            <w:tcW w:type="dxa" w:w="2153"/>
+            <w:tcW w:type="dxa" w:w="1872"/>
+          </w:tcPr>
+          <w:p>
+            <w:r/>
+            <w:r>
+              <w:t>Workforce Operational Management</w:t>
+            </w:r>
+          </w:p>
+        </w:tc>
+        <w:tc>
+          <w:tcPr>
+            <w:tcW w:type="dxa" w:w="1872"/>
+          </w:tcPr>
+          <w:p>
+            <w:r/>
+            <w:r>
+              <w:t>Workforce Schedule Management</w:t>
+            </w:r>
+          </w:p>
+        </w:tc>
+        <w:tc>
+          <w:tcPr>
+            <w:tcW w:type="dxa" w:w="2340"/>
           </w:tcPr>
           <w:p>
             <w:r/>
             <w:r>
               <w:t>Workforce Appointment Schedule Configuration provides configuration of rules and routines for the workforce appointment schedule.</w:t>
-            </w:r>
-          </w:p>
-        </w:tc>
-        <w:tc>
-          <w:tcPr>
-            <w:tcW w:type="dxa" w:w="1872"/>
-          </w:tcPr>
-          <w:p>
-            <w:r/>
-            <w:r>
-              <w:t>Workforce Operational Management</w:t>
-            </w:r>
-          </w:p>
-        </w:tc>
-        <w:tc>
-          <w:tcPr>
-            <w:tcW w:type="dxa" w:w="2059"/>
-          </w:tcPr>
-          <w:p>
-            <w:r/>
-            <w:r>
-              <w:t>Workforce Schedule Management</w:t>
             </w:r>
           </w:p>
         </w:tc>
@@ -1235,34 +1235,34 @@
         </w:tc>
         <w:tc>
           <w:tcPr>
-            <w:tcW w:type="dxa" w:w="2153"/>
+            <w:tcW w:type="dxa" w:w="1872"/>
+          </w:tcPr>
+          <w:p>
+            <w:r/>
+            <w:r>
+              <w:t>Workforce Operational Management</w:t>
+            </w:r>
+          </w:p>
+        </w:tc>
+        <w:tc>
+          <w:tcPr>
+            <w:tcW w:type="dxa" w:w="1872"/>
+          </w:tcPr>
+          <w:p>
+            <w:r/>
+            <w:r>
+              <w:t>Workforce Schedule Management</w:t>
+            </w:r>
+          </w:p>
+        </w:tc>
+        <w:tc>
+          <w:tcPr>
+            <w:tcW w:type="dxa" w:w="2340"/>
           </w:tcPr>
           <w:p>
             <w:r/>
             <w:r>
               <w:t>Workload Forecasting provides forecasting of the workload and respective assignable staffing requirements on a daily, weekly, and longer period basis.</w:t>
-            </w:r>
-          </w:p>
-        </w:tc>
-        <w:tc>
-          <w:tcPr>
-            <w:tcW w:type="dxa" w:w="1872"/>
-          </w:tcPr>
-          <w:p>
-            <w:r/>
-            <w:r>
-              <w:t>Workforce Operational Management</w:t>
-            </w:r>
-          </w:p>
-        </w:tc>
-        <w:tc>
-          <w:tcPr>
-            <w:tcW w:type="dxa" w:w="2059"/>
-          </w:tcPr>
-          <w:p>
-            <w:r/>
-            <w:r>
-              <w:t>Workforce Schedule Management</w:t>
             </w:r>
           </w:p>
         </w:tc>
@@ -1292,34 +1292,34 @@
         </w:tc>
         <w:tc>
           <w:tcPr>
-            <w:tcW w:type="dxa" w:w="2153"/>
+            <w:tcW w:type="dxa" w:w="1872"/>
+          </w:tcPr>
+          <w:p>
+            <w:r/>
+            <w:r>
+              <w:t>Workforce Operational Management</w:t>
+            </w:r>
+          </w:p>
+        </w:tc>
+        <w:tc>
+          <w:tcPr>
+            <w:tcW w:type="dxa" w:w="1872"/>
+          </w:tcPr>
+          <w:p>
+            <w:r/>
+            <w:r>
+              <w:t>Workforce Schedule Management</w:t>
+            </w:r>
+          </w:p>
+        </w:tc>
+        <w:tc>
+          <w:tcPr>
+            <w:tcW w:type="dxa" w:w="2340"/>
           </w:tcPr>
           <w:p>
             <w:r/>
             <w:r>
               <w:t>Workforce Availability Management provides management of staff availability, including vacation time.</w:t>
-            </w:r>
-          </w:p>
-        </w:tc>
-        <w:tc>
-          <w:tcPr>
-            <w:tcW w:type="dxa" w:w="1872"/>
-          </w:tcPr>
-          <w:p>
-            <w:r/>
-            <w:r>
-              <w:t>Workforce Operational Management</w:t>
-            </w:r>
-          </w:p>
-        </w:tc>
-        <w:tc>
-          <w:tcPr>
-            <w:tcW w:type="dxa" w:w="2059"/>
-          </w:tcPr>
-          <w:p>
-            <w:r/>
-            <w:r>
-              <w:t>Workforce Schedule Management</w:t>
             </w:r>
           </w:p>
         </w:tc>
@@ -1349,34 +1349,34 @@
         </w:tc>
         <w:tc>
           <w:tcPr>
-            <w:tcW w:type="dxa" w:w="2153"/>
+            <w:tcW w:type="dxa" w:w="1872"/>
+          </w:tcPr>
+          <w:p>
+            <w:r/>
+            <w:r>
+              <w:t>Workforce Operational Management</w:t>
+            </w:r>
+          </w:p>
+        </w:tc>
+        <w:tc>
+          <w:tcPr>
+            <w:tcW w:type="dxa" w:w="1872"/>
+          </w:tcPr>
+          <w:p>
+            <w:r/>
+            <w:r>
+              <w:t>Workforce Schedule Management</w:t>
+            </w:r>
+          </w:p>
+        </w:tc>
+        <w:tc>
+          <w:tcPr>
+            <w:tcW w:type="dxa" w:w="2340"/>
           </w:tcPr>
           <w:p>
             <w:r/>
             <w:r>
               <w:t>Workforce Dispatchability Management provides management of the dispatchable technicians, including skill sets.</w:t>
-            </w:r>
-          </w:p>
-        </w:tc>
-        <w:tc>
-          <w:tcPr>
-            <w:tcW w:type="dxa" w:w="1872"/>
-          </w:tcPr>
-          <w:p>
-            <w:r/>
-            <w:r>
-              <w:t>Workforce Operational Management</w:t>
-            </w:r>
-          </w:p>
-        </w:tc>
-        <w:tc>
-          <w:tcPr>
-            <w:tcW w:type="dxa" w:w="2059"/>
-          </w:tcPr>
-          <w:p>
-            <w:r/>
-            <w:r>
-              <w:t>Workforce Schedule Management</w:t>
             </w:r>
           </w:p>
         </w:tc>
@@ -1406,34 +1406,34 @@
         </w:tc>
         <w:tc>
           <w:tcPr>
-            <w:tcW w:type="dxa" w:w="2153"/>
+            <w:tcW w:type="dxa" w:w="1872"/>
+          </w:tcPr>
+          <w:p>
+            <w:r/>
+            <w:r>
+              <w:t>Workforce Operational Management</w:t>
+            </w:r>
+          </w:p>
+        </w:tc>
+        <w:tc>
+          <w:tcPr>
+            <w:tcW w:type="dxa" w:w="1872"/>
+          </w:tcPr>
+          <w:p>
+            <w:r/>
+            <w:r>
+              <w:t>Workforce Schedule Management</w:t>
+            </w:r>
+          </w:p>
+        </w:tc>
+        <w:tc>
+          <w:tcPr>
+            <w:tcW w:type="dxa" w:w="2340"/>
           </w:tcPr>
           <w:p>
             <w:r/>
             <w:r>
               <w:t>Workforce Management function coordinate the availability and deployment of workforce resources to their in-service locations for e.g. preventative maintenance and change management.</w:t>
-            </w:r>
-          </w:p>
-        </w:tc>
-        <w:tc>
-          <w:tcPr>
-            <w:tcW w:type="dxa" w:w="1872"/>
-          </w:tcPr>
-          <w:p>
-            <w:r/>
-            <w:r>
-              <w:t>Workforce Operational Management</w:t>
-            </w:r>
-          </w:p>
-        </w:tc>
-        <w:tc>
-          <w:tcPr>
-            <w:tcW w:type="dxa" w:w="2059"/>
-          </w:tcPr>
-          <w:p>
-            <w:r/>
-            <w:r>
-              <w:t>Workforce Schedule Management</w:t>
             </w:r>
           </w:p>
         </w:tc>
@@ -1463,34 +1463,34 @@
         </w:tc>
         <w:tc>
           <w:tcPr>
-            <w:tcW w:type="dxa" w:w="2153"/>
+            <w:tcW w:type="dxa" w:w="1872"/>
+          </w:tcPr>
+          <w:p>
+            <w:r/>
+            <w:r>
+              <w:t>Workforce Operational Management</w:t>
+            </w:r>
+          </w:p>
+        </w:tc>
+        <w:tc>
+          <w:tcPr>
+            <w:tcW w:type="dxa" w:w="1872"/>
+          </w:tcPr>
+          <w:p>
+            <w:r/>
+            <w:r>
+              <w:t>Workforce Schedule Management</w:t>
+            </w:r>
+          </w:p>
+        </w:tc>
+        <w:tc>
+          <w:tcPr>
+            <w:tcW w:type="dxa" w:w="2340"/>
           </w:tcPr>
           <w:p>
             <w:r/>
             <w:r>
               <w:t>Workforce Schedule Management function provide the necessary functionality to manage the work schedule, appointment schedule and resource schedule of the dispatchable workforce.</w:t>
-            </w:r>
-          </w:p>
-        </w:tc>
-        <w:tc>
-          <w:tcPr>
-            <w:tcW w:type="dxa" w:w="1872"/>
-          </w:tcPr>
-          <w:p>
-            <w:r/>
-            <w:r>
-              <w:t>Workforce Operational Management</w:t>
-            </w:r>
-          </w:p>
-        </w:tc>
-        <w:tc>
-          <w:tcPr>
-            <w:tcW w:type="dxa" w:w="2059"/>
-          </w:tcPr>
-          <w:p>
-            <w:r/>
-            <w:r>
-              <w:t>Workforce Schedule Management</w:t>
             </w:r>
           </w:p>
         </w:tc>
@@ -1617,7 +1617,7 @@
         </w:trPr>
         <w:tc>
           <w:tcPr>
-            <w:tcW w:type="dxa" w:w="1123"/>
+            <w:tcW w:type="dxa" w:w="1030"/>
           </w:tcPr>
           <w:p>
             <w:r/>
@@ -1631,7 +1631,7 @@
         </w:tc>
         <w:tc>
           <w:tcPr>
-            <w:tcW w:type="dxa" w:w="2246"/>
+            <w:tcW w:type="dxa" w:w="1872"/>
           </w:tcPr>
           <w:p>
             <w:r/>
@@ -1645,7 +1645,7 @@
         </w:tc>
         <w:tc>
           <w:tcPr>
-            <w:tcW w:type="dxa" w:w="1872"/>
+            <w:tcW w:type="dxa" w:w="1591"/>
           </w:tcPr>
           <w:p>
             <w:r/>
@@ -1659,7 +1659,7 @@
         </w:tc>
         <w:tc>
           <w:tcPr>
-            <w:tcW w:type="dxa" w:w="1310"/>
+            <w:tcW w:type="dxa" w:w="1217"/>
           </w:tcPr>
           <w:p>
             <w:r/>
@@ -1673,7 +1673,7 @@
         </w:tc>
         <w:tc>
           <w:tcPr>
-            <w:tcW w:type="dxa" w:w="1498"/>
+            <w:tcW w:type="dxa" w:w="1310"/>
           </w:tcPr>
           <w:p>
             <w:r/>
@@ -1687,7 +1687,7 @@
         </w:tc>
         <w:tc>
           <w:tcPr>
-            <w:tcW w:type="dxa" w:w="1310"/>
+            <w:tcW w:type="dxa" w:w="2340"/>
           </w:tcPr>
           <w:p>
             <w:r/>
@@ -1703,7 +1703,7 @@
       <w:tr>
         <w:tc>
           <w:tcPr>
-            <w:tcW w:type="dxa" w:w="1123"/>
+            <w:tcW w:type="dxa" w:w="1030"/>
           </w:tcPr>
           <w:p>
             <w:r/>
@@ -1714,7 +1714,7 @@
         </w:tc>
         <w:tc>
           <w:tcPr>
-            <w:tcW w:type="dxa" w:w="2246"/>
+            <w:tcW w:type="dxa" w:w="1872"/>
           </w:tcPr>
           <w:p>
             <w:r/>
@@ -1725,7 +1725,7 @@
         </w:tc>
         <w:tc>
           <w:tcPr>
-            <w:tcW w:type="dxa" w:w="1872"/>
+            <w:tcW w:type="dxa" w:w="1591"/>
           </w:tcPr>
           <w:p>
             <w:r/>
@@ -1736,64 +1736,34 @@
         </w:tc>
         <w:tc>
           <w:tcPr>
+            <w:tcW w:type="dxa" w:w="1217"/>
+          </w:tcPr>
+          <w:p>
+            <w:r/>
+            <w:r>
+              <w:t>4</w:t>
+            </w:r>
+          </w:p>
+        </w:tc>
+        <w:tc>
+          <w:tcPr>
             <w:tcW w:type="dxa" w:w="1310"/>
           </w:tcPr>
           <w:p>
             <w:r/>
             <w:r>
-              <w:t>4</w:t>
-            </w:r>
-          </w:p>
-        </w:tc>
-        <w:tc>
-          <w:tcPr>
-            <w:tcW w:type="dxa" w:w="1498"/>
-          </w:tcPr>
-          <w:p>
-            <w:r/>
-            <w:r>
               <w:t>appointment</w:t>
             </w:r>
-            <w:r>
-              <w:br/>
-            </w:r>
-            <w:r>
-              <w:t>searchTimeSlot</w:t>
-            </w:r>
-          </w:p>
-        </w:tc>
-        <w:tc>
-          <w:tcPr>
-            <w:tcW w:type="dxa" w:w="1310"/>
-          </w:tcPr>
-          <w:p>
-            <w:r/>
-            <w:r>
-              <w:t>GET</w:t>
-            </w:r>
-            <w:r>
-              <w:br/>
-            </w:r>
-            <w:r>
-              <w:t>GET /id</w:t>
-            </w:r>
-            <w:r>
-              <w:br/>
-            </w:r>
-            <w:r>
-              <w:t>POST</w:t>
-            </w:r>
-            <w:r>
-              <w:br/>
-            </w:r>
-            <w:r>
-              <w:t>PATCH /id</w:t>
-            </w:r>
-            <w:r>
-              <w:br/>
-            </w:r>
-            <w:r>
-              <w:t>DELETE /id</w:t>
+          </w:p>
+        </w:tc>
+        <w:tc>
+          <w:tcPr>
+            <w:tcW w:type="dxa" w:w="2340"/>
+          </w:tcPr>
+          <w:p>
+            <w:r/>
+            <w:r>
+              <w:t>GET, GET /id, POST, PATCH /id, DELETE /id</w:t>
             </w:r>
           </w:p>
         </w:tc>
@@ -1801,7 +1771,75 @@
       <w:tr>
         <w:tc>
           <w:tcPr>
-            <w:tcW w:type="dxa" w:w="1123"/>
+            <w:tcW w:type="dxa" w:w="1030"/>
+          </w:tcPr>
+          <w:p>
+            <w:r/>
+            <w:r>
+              <w:t>TMF646</w:t>
+            </w:r>
+          </w:p>
+        </w:tc>
+        <w:tc>
+          <w:tcPr>
+            <w:tcW w:type="dxa" w:w="1872"/>
+          </w:tcPr>
+          <w:p>
+            <w:r/>
+            <w:r>
+              <w:t>Appointment Management API</w:t>
+            </w:r>
+          </w:p>
+        </w:tc>
+        <w:tc>
+          <w:tcPr>
+            <w:tcW w:type="dxa" w:w="1591"/>
+          </w:tcPr>
+          <w:p>
+            <w:r/>
+            <w:r>
+              <w:t>Mandatory</w:t>
+            </w:r>
+          </w:p>
+        </w:tc>
+        <w:tc>
+          <w:tcPr>
+            <w:tcW w:type="dxa" w:w="1217"/>
+          </w:tcPr>
+          <w:p>
+            <w:r/>
+            <w:r>
+              <w:t>4</w:t>
+            </w:r>
+          </w:p>
+        </w:tc>
+        <w:tc>
+          <w:tcPr>
+            <w:tcW w:type="dxa" w:w="1310"/>
+          </w:tcPr>
+          <w:p>
+            <w:r/>
+            <w:r>
+              <w:t>searchTimeSlot</w:t>
+            </w:r>
+          </w:p>
+        </w:tc>
+        <w:tc>
+          <w:tcPr>
+            <w:tcW w:type="dxa" w:w="2340"/>
+          </w:tcPr>
+          <w:p>
+            <w:r/>
+            <w:r>
+              <w:t>GET, GET /id, POST, PATCH /id, DELETE /id</w:t>
+            </w:r>
+          </w:p>
+        </w:tc>
+      </w:tr>
+      <w:tr>
+        <w:tc>
+          <w:tcPr>
+            <w:tcW w:type="dxa" w:w="1030"/>
           </w:tcPr>
           <w:p>
             <w:r/>
@@ -1812,49 +1850,111 @@
         </w:tc>
         <w:tc>
           <w:tcPr>
-            <w:tcW w:type="dxa" w:w="2246"/>
-          </w:tcPr>
-          <w:p>
-            <w:r/>
-            <w:r>
-              <w:t>Process Flow Management API</w:t>
-            </w:r>
-          </w:p>
-        </w:tc>
-        <w:tc>
-          <w:tcPr>
             <w:tcW w:type="dxa" w:w="1872"/>
           </w:tcPr>
           <w:p>
             <w:r/>
             <w:r>
+              <w:t>UNRESOLVED-TMF701</w:t>
+            </w:r>
+          </w:p>
+        </w:tc>
+        <w:tc>
+          <w:tcPr>
+            <w:tcW w:type="dxa" w:w="1591"/>
+          </w:tcPr>
+          <w:p>
+            <w:r/>
+            <w:r>
               <w:t>Optional</w:t>
             </w:r>
           </w:p>
         </w:tc>
         <w:tc>
           <w:tcPr>
+            <w:tcW w:type="dxa" w:w="1217"/>
+          </w:tcPr>
+          <w:p>
+            <w:r/>
+            <w:r>
+              <w:t>4</w:t>
+            </w:r>
+          </w:p>
+        </w:tc>
+        <w:tc>
+          <w:tcPr>
             <w:tcW w:type="dxa" w:w="1310"/>
           </w:tcPr>
           <w:p>
             <w:r/>
             <w:r>
+              <w:t>processFlow</w:t>
+            </w:r>
+          </w:p>
+        </w:tc>
+        <w:tc>
+          <w:tcPr>
+            <w:tcW w:type="dxa" w:w="2340"/>
+          </w:tcPr>
+          <w:p>
+            <w:r/>
+            <w:r>
+              <w:t>GET, GET /id, POST, DELETE /id</w:t>
+            </w:r>
+          </w:p>
+        </w:tc>
+      </w:tr>
+      <w:tr>
+        <w:tc>
+          <w:tcPr>
+            <w:tcW w:type="dxa" w:w="1030"/>
+          </w:tcPr>
+          <w:p>
+            <w:r/>
+            <w:r>
+              <w:t>TMF701</w:t>
+            </w:r>
+          </w:p>
+        </w:tc>
+        <w:tc>
+          <w:tcPr>
+            <w:tcW w:type="dxa" w:w="1872"/>
+          </w:tcPr>
+          <w:p>
+            <w:r/>
+            <w:r>
+              <w:t>UNRESOLVED-TMF701</w:t>
+            </w:r>
+          </w:p>
+        </w:tc>
+        <w:tc>
+          <w:tcPr>
+            <w:tcW w:type="dxa" w:w="1591"/>
+          </w:tcPr>
+          <w:p>
+            <w:r/>
+            <w:r>
+              <w:t>Optional</w:t>
+            </w:r>
+          </w:p>
+        </w:tc>
+        <w:tc>
+          <w:tcPr>
+            <w:tcW w:type="dxa" w:w="1217"/>
+          </w:tcPr>
+          <w:p>
+            <w:r/>
+            <w:r>
               <w:t>4</w:t>
             </w:r>
           </w:p>
         </w:tc>
         <w:tc>
           <w:tcPr>
-            <w:tcW w:type="dxa" w:w="1498"/>
-          </w:tcPr>
-          <w:p>
-            <w:r/>
-            <w:r>
-              <w:t>processFlow</w:t>
-            </w:r>
-            <w:r>
-              <w:br/>
-            </w:r>
+            <w:tcW w:type="dxa" w:w="1310"/>
+          </w:tcPr>
+          <w:p>
+            <w:r/>
             <w:r>
               <w:t>taskFlow</w:t>
             </w:r>
@@ -1862,36 +1962,12 @@
         </w:tc>
         <w:tc>
           <w:tcPr>
-            <w:tcW w:type="dxa" w:w="1310"/>
-          </w:tcPr>
-          <w:p>
-            <w:r/>
-            <w:r>
-              <w:t>GET</w:t>
-            </w:r>
-            <w:r>
-              <w:br/>
-            </w:r>
-            <w:r>
-              <w:t>GET /id</w:t>
-            </w:r>
-            <w:r>
-              <w:br/>
-            </w:r>
-            <w:r>
-              <w:t>POST</w:t>
-            </w:r>
-            <w:r>
-              <w:br/>
-            </w:r>
-            <w:r>
-              <w:t>DELETE /id</w:t>
-            </w:r>
-            <w:r>
-              <w:br/>
-            </w:r>
-            <w:r>
-              <w:t>PATCH /id</w:t>
+            <w:tcW w:type="dxa" w:w="2340"/>
+          </w:tcPr>
+          <w:p>
+            <w:r/>
+            <w:r>
+              <w:t>GET, GET /id, PATCH /id</w:t>
             </w:r>
           </w:p>
         </w:tc>
@@ -1979,7 +2055,7 @@
         </w:trPr>
         <w:tc>
           <w:tcPr>
-            <w:tcW w:type="dxa" w:w="1123"/>
+            <w:tcW w:type="dxa" w:w="1030"/>
           </w:tcPr>
           <w:p>
             <w:r/>
@@ -1993,7 +2069,7 @@
         </w:tc>
         <w:tc>
           <w:tcPr>
-            <w:tcW w:type="dxa" w:w="2246"/>
+            <w:tcW w:type="dxa" w:w="1966"/>
           </w:tcPr>
           <w:p>
             <w:r/>
@@ -2007,7 +2083,7 @@
         </w:tc>
         <w:tc>
           <w:tcPr>
-            <w:tcW w:type="dxa" w:w="1404"/>
+            <w:tcW w:type="dxa" w:w="1310"/>
           </w:tcPr>
           <w:p>
             <w:r/>
@@ -2021,7 +2097,7 @@
         </w:tc>
         <w:tc>
           <w:tcPr>
-            <w:tcW w:type="dxa" w:w="1872"/>
+            <w:tcW w:type="dxa" w:w="1778"/>
           </w:tcPr>
           <w:p>
             <w:r/>
@@ -2035,7 +2111,7 @@
         </w:tc>
         <w:tc>
           <w:tcPr>
-            <w:tcW w:type="dxa" w:w="1404"/>
+            <w:tcW w:type="dxa" w:w="1310"/>
           </w:tcPr>
           <w:p>
             <w:r/>
@@ -2049,7 +2125,7 @@
         </w:tc>
         <w:tc>
           <w:tcPr>
-            <w:tcW w:type="dxa" w:w="1310"/>
+            <w:tcW w:type="dxa" w:w="1966"/>
           </w:tcPr>
           <w:p>
             <w:r/>
@@ -2065,7 +2141,7 @@
       <w:tr>
         <w:tc>
           <w:tcPr>
-            <w:tcW w:type="dxa" w:w="1123"/>
+            <w:tcW w:type="dxa" w:w="1030"/>
           </w:tcPr>
           <w:p>
             <w:r/>
@@ -2076,7 +2152,7 @@
         </w:tc>
         <w:tc>
           <w:tcPr>
-            <w:tcW w:type="dxa" w:w="2246"/>
+            <w:tcW w:type="dxa" w:w="1966"/>
           </w:tcPr>
           <w:p>
             <w:r/>
@@ -2087,7 +2163,7 @@
         </w:tc>
         <w:tc>
           <w:tcPr>
-            <w:tcW w:type="dxa" w:w="1404"/>
+            <w:tcW w:type="dxa" w:w="1310"/>
           </w:tcPr>
           <w:p>
             <w:r/>
@@ -2098,7 +2174,7 @@
         </w:tc>
         <w:tc>
           <w:tcPr>
-            <w:tcW w:type="dxa" w:w="1872"/>
+            <w:tcW w:type="dxa" w:w="1778"/>
           </w:tcPr>
           <w:p>
             <w:r/>
@@ -2109,35 +2185,23 @@
         </w:tc>
         <w:tc>
           <w:tcPr>
-            <w:tcW w:type="dxa" w:w="1404"/>
+            <w:tcW w:type="dxa" w:w="1310"/>
           </w:tcPr>
           <w:p>
             <w:r/>
             <w:r>
               <w:t>individual</w:t>
             </w:r>
-            <w:r>
-              <w:br/>
-            </w:r>
-            <w:r>
-              <w:t>organization</w:t>
-            </w:r>
-          </w:p>
-        </w:tc>
-        <w:tc>
-          <w:tcPr>
-            <w:tcW w:type="dxa" w:w="1310"/>
-          </w:tcPr>
-          <w:p>
-            <w:r/>
-            <w:r>
-              <w:t>GET</w:t>
-            </w:r>
-            <w:r>
-              <w:br/>
-            </w:r>
-            <w:r>
-              <w:t>GET /id</w:t>
+          </w:p>
+        </w:tc>
+        <w:tc>
+          <w:tcPr>
+            <w:tcW w:type="dxa" w:w="1966"/>
+          </w:tcPr>
+          <w:p>
+            <w:r/>
+            <w:r>
+              <w:t>GET, GET /id</w:t>
             </w:r>
           </w:p>
         </w:tc>
@@ -2145,7 +2209,7 @@
       <w:tr>
         <w:tc>
           <w:tcPr>
-            <w:tcW w:type="dxa" w:w="1123"/>
+            <w:tcW w:type="dxa" w:w="1030"/>
           </w:tcPr>
           <w:p>
             <w:r/>
@@ -2156,7 +2220,7 @@
         </w:tc>
         <w:tc>
           <w:tcPr>
-            <w:tcW w:type="dxa" w:w="2246"/>
+            <w:tcW w:type="dxa" w:w="1966"/>
           </w:tcPr>
           <w:p>
             <w:r/>
@@ -2167,18 +2231,18 @@
         </w:tc>
         <w:tc>
           <w:tcPr>
-            <w:tcW w:type="dxa" w:w="1404"/>
-          </w:tcPr>
-          <w:p>
-            <w:r/>
-            <w:r>
-              <w:t>4</w:t>
-            </w:r>
-          </w:p>
-        </w:tc>
-        <w:tc>
-          <w:tcPr>
-            <w:tcW w:type="dxa" w:w="1872"/>
+            <w:tcW w:type="dxa" w:w="1310"/>
+          </w:tcPr>
+          <w:p>
+            <w:r/>
+            <w:r>
+              <w:t>5</w:t>
+            </w:r>
+          </w:p>
+        </w:tc>
+        <w:tc>
+          <w:tcPr>
+            <w:tcW w:type="dxa" w:w="1778"/>
           </w:tcPr>
           <w:p>
             <w:r/>
@@ -2189,16 +2253,10 @@
         </w:tc>
         <w:tc>
           <w:tcPr>
-            <w:tcW w:type="dxa" w:w="1404"/>
-          </w:tcPr>
-          <w:p>
-            <w:r/>
-            <w:r>
-              <w:t>individual</w:t>
-            </w:r>
-            <w:r>
-              <w:br/>
-            </w:r>
+            <w:tcW w:type="dxa" w:w="1310"/>
+          </w:tcPr>
+          <w:p>
+            <w:r/>
             <w:r>
               <w:t>organization</w:t>
             </w:r>
@@ -2206,18 +2264,12 @@
         </w:tc>
         <w:tc>
           <w:tcPr>
-            <w:tcW w:type="dxa" w:w="1310"/>
-          </w:tcPr>
-          <w:p>
-            <w:r/>
-            <w:r>
-              <w:t>GET</w:t>
-            </w:r>
-            <w:r>
-              <w:br/>
-            </w:r>
-            <w:r>
-              <w:t>GET /id</w:t>
+            <w:tcW w:type="dxa" w:w="1966"/>
+          </w:tcPr>
+          <w:p>
+            <w:r/>
+            <w:r>
+              <w:t>GET, GET /id</w:t>
             </w:r>
           </w:p>
         </w:tc>
@@ -2225,40 +2277,40 @@
       <w:tr>
         <w:tc>
           <w:tcPr>
-            <w:tcW w:type="dxa" w:w="1123"/>
-          </w:tcPr>
-          <w:p>
-            <w:r/>
-            <w:r>
-              <w:t>TMF669</w:t>
-            </w:r>
-          </w:p>
-        </w:tc>
-        <w:tc>
-          <w:tcPr>
-            <w:tcW w:type="dxa" w:w="2246"/>
-          </w:tcPr>
-          <w:p>
-            <w:r/>
-            <w:r>
-              <w:t>Party Role Management API</w:t>
-            </w:r>
-          </w:p>
-        </w:tc>
-        <w:tc>
-          <w:tcPr>
-            <w:tcW w:type="dxa" w:w="1404"/>
-          </w:tcPr>
-          <w:p>
-            <w:r/>
-            <w:r>
-              <w:t>5</w:t>
-            </w:r>
-          </w:p>
-        </w:tc>
-        <w:tc>
-          <w:tcPr>
-            <w:tcW w:type="dxa" w:w="1872"/>
+            <w:tcW w:type="dxa" w:w="1030"/>
+          </w:tcPr>
+          <w:p>
+            <w:r/>
+            <w:r>
+              <w:t>TMF632</w:t>
+            </w:r>
+          </w:p>
+        </w:tc>
+        <w:tc>
+          <w:tcPr>
+            <w:tcW w:type="dxa" w:w="1966"/>
+          </w:tcPr>
+          <w:p>
+            <w:r/>
+            <w:r>
+              <w:t>Party Management API</w:t>
+            </w:r>
+          </w:p>
+        </w:tc>
+        <w:tc>
+          <w:tcPr>
+            <w:tcW w:type="dxa" w:w="1310"/>
+          </w:tcPr>
+          <w:p>
+            <w:r/>
+            <w:r>
+              <w:t>4</w:t>
+            </w:r>
+          </w:p>
+        </w:tc>
+        <w:tc>
+          <w:tcPr>
+            <w:tcW w:type="dxa" w:w="1778"/>
           </w:tcPr>
           <w:p>
             <w:r/>
@@ -2269,29 +2321,23 @@
         </w:tc>
         <w:tc>
           <w:tcPr>
-            <w:tcW w:type="dxa" w:w="1404"/>
-          </w:tcPr>
-          <w:p>
-            <w:r/>
-            <w:r>
-              <w:t>partyRole</w:t>
-            </w:r>
-          </w:p>
-        </w:tc>
-        <w:tc>
-          <w:tcPr>
             <w:tcW w:type="dxa" w:w="1310"/>
           </w:tcPr>
           <w:p>
             <w:r/>
             <w:r>
-              <w:t>GET</w:t>
-            </w:r>
-            <w:r>
-              <w:br/>
-            </w:r>
-            <w:r>
-              <w:t>GET /id</w:t>
+              <w:t>individual</w:t>
+            </w:r>
+          </w:p>
+        </w:tc>
+        <w:tc>
+          <w:tcPr>
+            <w:tcW w:type="dxa" w:w="1966"/>
+          </w:tcPr>
+          <w:p>
+            <w:r/>
+            <w:r>
+              <w:t>GET, GET /id</w:t>
             </w:r>
           </w:p>
         </w:tc>
@@ -2299,29 +2345,29 @@
       <w:tr>
         <w:tc>
           <w:tcPr>
-            <w:tcW w:type="dxa" w:w="1123"/>
-          </w:tcPr>
-          <w:p>
-            <w:r/>
-            <w:r>
-              <w:t>TMF669</w:t>
-            </w:r>
-          </w:p>
-        </w:tc>
-        <w:tc>
-          <w:tcPr>
-            <w:tcW w:type="dxa" w:w="2246"/>
-          </w:tcPr>
-          <w:p>
-            <w:r/>
-            <w:r>
-              <w:t>Party Role Management API</w:t>
-            </w:r>
-          </w:p>
-        </w:tc>
-        <w:tc>
-          <w:tcPr>
-            <w:tcW w:type="dxa" w:w="1404"/>
+            <w:tcW w:type="dxa" w:w="1030"/>
+          </w:tcPr>
+          <w:p>
+            <w:r/>
+            <w:r>
+              <w:t>TMF632</w:t>
+            </w:r>
+          </w:p>
+        </w:tc>
+        <w:tc>
+          <w:tcPr>
+            <w:tcW w:type="dxa" w:w="1966"/>
+          </w:tcPr>
+          <w:p>
+            <w:r/>
+            <w:r>
+              <w:t>Party Management API</w:t>
+            </w:r>
+          </w:p>
+        </w:tc>
+        <w:tc>
+          <w:tcPr>
+            <w:tcW w:type="dxa" w:w="1310"/>
           </w:tcPr>
           <w:p>
             <w:r/>
@@ -2332,7 +2378,7 @@
         </w:tc>
         <w:tc>
           <w:tcPr>
-            <w:tcW w:type="dxa" w:w="1872"/>
+            <w:tcW w:type="dxa" w:w="1778"/>
           </w:tcPr>
           <w:p>
             <w:r/>
@@ -2343,29 +2389,23 @@
         </w:tc>
         <w:tc>
           <w:tcPr>
-            <w:tcW w:type="dxa" w:w="1404"/>
-          </w:tcPr>
-          <w:p>
-            <w:r/>
-            <w:r>
-              <w:t>PartyRole</w:t>
-            </w:r>
-          </w:p>
-        </w:tc>
-        <w:tc>
-          <w:tcPr>
             <w:tcW w:type="dxa" w:w="1310"/>
           </w:tcPr>
           <w:p>
             <w:r/>
             <w:r>
-              <w:t>GET</w:t>
-            </w:r>
-            <w:r>
-              <w:br/>
-            </w:r>
-            <w:r>
-              <w:t>GET /id</w:t>
+              <w:t>organization</w:t>
+            </w:r>
+          </w:p>
+        </w:tc>
+        <w:tc>
+          <w:tcPr>
+            <w:tcW w:type="dxa" w:w="1966"/>
+          </w:tcPr>
+          <w:p>
+            <w:r/>
+            <w:r>
+              <w:t>GET, GET /id</w:t>
             </w:r>
           </w:p>
         </w:tc>
@@ -2373,7 +2413,143 @@
       <w:tr>
         <w:tc>
           <w:tcPr>
-            <w:tcW w:type="dxa" w:w="1123"/>
+            <w:tcW w:type="dxa" w:w="1030"/>
+          </w:tcPr>
+          <w:p>
+            <w:r/>
+            <w:r>
+              <w:t>TMF669</w:t>
+            </w:r>
+          </w:p>
+        </w:tc>
+        <w:tc>
+          <w:tcPr>
+            <w:tcW w:type="dxa" w:w="1966"/>
+          </w:tcPr>
+          <w:p>
+            <w:r/>
+            <w:r>
+              <w:t>Party Role Management API</w:t>
+            </w:r>
+          </w:p>
+        </w:tc>
+        <w:tc>
+          <w:tcPr>
+            <w:tcW w:type="dxa" w:w="1310"/>
+          </w:tcPr>
+          <w:p>
+            <w:r/>
+            <w:r>
+              <w:t>5</w:t>
+            </w:r>
+          </w:p>
+        </w:tc>
+        <w:tc>
+          <w:tcPr>
+            <w:tcW w:type="dxa" w:w="1778"/>
+          </w:tcPr>
+          <w:p>
+            <w:r/>
+            <w:r>
+              <w:t>Optional</w:t>
+            </w:r>
+          </w:p>
+        </w:tc>
+        <w:tc>
+          <w:tcPr>
+            <w:tcW w:type="dxa" w:w="1310"/>
+          </w:tcPr>
+          <w:p>
+            <w:r/>
+            <w:r>
+              <w:t>partyRole</w:t>
+            </w:r>
+          </w:p>
+        </w:tc>
+        <w:tc>
+          <w:tcPr>
+            <w:tcW w:type="dxa" w:w="1966"/>
+          </w:tcPr>
+          <w:p>
+            <w:r/>
+            <w:r>
+              <w:t>GET, GET /id</w:t>
+            </w:r>
+          </w:p>
+        </w:tc>
+      </w:tr>
+      <w:tr>
+        <w:tc>
+          <w:tcPr>
+            <w:tcW w:type="dxa" w:w="1030"/>
+          </w:tcPr>
+          <w:p>
+            <w:r/>
+            <w:r>
+              <w:t>TMF669</w:t>
+            </w:r>
+          </w:p>
+        </w:tc>
+        <w:tc>
+          <w:tcPr>
+            <w:tcW w:type="dxa" w:w="1966"/>
+          </w:tcPr>
+          <w:p>
+            <w:r/>
+            <w:r>
+              <w:t>Party Role Management API</w:t>
+            </w:r>
+          </w:p>
+        </w:tc>
+        <w:tc>
+          <w:tcPr>
+            <w:tcW w:type="dxa" w:w="1310"/>
+          </w:tcPr>
+          <w:p>
+            <w:r/>
+            <w:r>
+              <w:t>4</w:t>
+            </w:r>
+          </w:p>
+        </w:tc>
+        <w:tc>
+          <w:tcPr>
+            <w:tcW w:type="dxa" w:w="1778"/>
+          </w:tcPr>
+          <w:p>
+            <w:r/>
+            <w:r>
+              <w:t>Optional</w:t>
+            </w:r>
+          </w:p>
+        </w:tc>
+        <w:tc>
+          <w:tcPr>
+            <w:tcW w:type="dxa" w:w="1310"/>
+          </w:tcPr>
+          <w:p>
+            <w:r/>
+            <w:r>
+              <w:t>PartyRole</w:t>
+            </w:r>
+          </w:p>
+        </w:tc>
+        <w:tc>
+          <w:tcPr>
+            <w:tcW w:type="dxa" w:w="1966"/>
+          </w:tcPr>
+          <w:p>
+            <w:r/>
+            <w:r>
+              <w:t>GET, GET /id</w:t>
+            </w:r>
+          </w:p>
+        </w:tc>
+      </w:tr>
+      <w:tr>
+        <w:tc>
+          <w:tcPr>
+            <w:tcW w:type="dxa" w:w="1030"/>
           </w:tcPr>
           <w:p>
             <w:r/>
@@ -2384,18 +2560,18 @@
         </w:tc>
         <w:tc>
           <w:tcPr>
-            <w:tcW w:type="dxa" w:w="2246"/>
-          </w:tcPr>
-          <w:p>
-            <w:r/>
-            <w:r>
-              <w:t>Process Flow Management API</w:t>
-            </w:r>
-          </w:p>
-        </w:tc>
-        <w:tc>
-          <w:tcPr>
-            <w:tcW w:type="dxa" w:w="1404"/>
+            <w:tcW w:type="dxa" w:w="1966"/>
+          </w:tcPr>
+          <w:p>
+            <w:r/>
+            <w:r>
+              <w:t>UNRESOLVED-TMF701</w:t>
+            </w:r>
+          </w:p>
+        </w:tc>
+        <w:tc>
+          <w:tcPr>
+            <w:tcW w:type="dxa" w:w="1310"/>
           </w:tcPr>
           <w:p>
             <w:r/>
@@ -2406,7 +2582,7 @@
         </w:tc>
         <w:tc>
           <w:tcPr>
-            <w:tcW w:type="dxa" w:w="1872"/>
+            <w:tcW w:type="dxa" w:w="1778"/>
           </w:tcPr>
           <w:p>
             <w:r/>
@@ -2417,7 +2593,7 @@
         </w:tc>
         <w:tc>
           <w:tcPr>
-            <w:tcW w:type="dxa" w:w="1404"/>
+            <w:tcW w:type="dxa" w:w="1310"/>
           </w:tcPr>
           <w:p>
             <w:r/>
@@ -2428,30 +2604,12 @@
         </w:tc>
         <w:tc>
           <w:tcPr>
-            <w:tcW w:type="dxa" w:w="1310"/>
-          </w:tcPr>
-          <w:p>
-            <w:r/>
-            <w:r>
-              <w:t>POST</w:t>
-            </w:r>
-            <w:r>
-              <w:br/>
-            </w:r>
-            <w:r>
-              <w:t>GET</w:t>
-            </w:r>
-            <w:r>
-              <w:br/>
-            </w:r>
-            <w:r>
-              <w:t>GET /id</w:t>
-            </w:r>
-            <w:r>
-              <w:br/>
-            </w:r>
-            <w:r>
-              <w:t>PATCH</w:t>
+            <w:tcW w:type="dxa" w:w="1966"/>
+          </w:tcPr>
+          <w:p>
+            <w:r/>
+            <w:r>
+              <w:t>POST, GET, GET /id, PATCH</w:t>
             </w:r>
           </w:p>
         </w:tc>
@@ -2462,7 +2620,7 @@
       <w:r>
         <w:drawing>
           <wp:inline xmlns:a="http://schemas.openxmlformats.org/drawingml/2006/main" xmlns:pic="http://schemas.openxmlformats.org/drawingml/2006/picture">
-            <wp:extent cx="5394960" cy="2157984"/>
+            <wp:extent cx="5394960" cy="2192604"/>
             <wp:docPr id="4" name="Picture 4"/>
             <wp:cNvGraphicFramePr>
               <a:graphicFrameLocks noChangeAspect="1"/>
@@ -2483,7 +2641,7 @@
                   <pic:spPr>
                     <a:xfrm>
                       <a:off x="0" y="0"/>
-                      <a:ext cx="5394960" cy="2157984"/>
+                      <a:ext cx="5394960" cy="2192604"/>
                     </a:xfrm>
                     <a:prstGeom prst="rect"/>
                   </pic:spPr>
@@ -2761,7 +2919,7 @@
         </w:tc>
         <w:tc>
           <w:tcPr>
-            <w:tcW w:type="dxa" w:w="3370"/>
+            <w:tcW w:type="dxa" w:w="3276"/>
           </w:tcPr>
           <w:p>
             <w:r/>
@@ -2775,7 +2933,7 @@
         </w:tc>
         <w:tc>
           <w:tcPr>
-            <w:tcW w:type="dxa" w:w="4680"/>
+            <w:tcW w:type="dxa" w:w="4774"/>
           </w:tcPr>
           <w:p>
             <w:r/>
@@ -2802,7 +2960,7 @@
         </w:tc>
         <w:tc>
           <w:tcPr>
-            <w:tcW w:type="dxa" w:w="3370"/>
+            <w:tcW w:type="dxa" w:w="3276"/>
           </w:tcPr>
           <w:p>
             <w:r/>
@@ -2813,7 +2971,7 @@
         </w:tc>
         <w:tc>
           <w:tcPr>
-            <w:tcW w:type="dxa" w:w="4680"/>
+            <w:tcW w:type="dxa" w:w="4774"/>
           </w:tcPr>
           <w:p>
             <w:r/>
@@ -2855,18 +3013,18 @@
         </w:tc>
         <w:tc>
           <w:tcPr>
-            <w:tcW w:type="dxa" w:w="3370"/>
-          </w:tcPr>
-          <w:p>
-            <w:r/>
-            <w:r>
-              <w:t>Process Flow Management API</w:t>
-            </w:r>
-          </w:p>
-        </w:tc>
-        <w:tc>
-          <w:tcPr>
-            <w:tcW w:type="dxa" w:w="4680"/>
+            <w:tcW w:type="dxa" w:w="3276"/>
+          </w:tcPr>
+          <w:p>
+            <w:r/>
+            <w:r>
+              <w:t>UNRESOLVED-TMF701</w:t>
+            </w:r>
+          </w:p>
+        </w:tc>
+        <w:tc>
+          <w:tcPr>
+            <w:tcW w:type="dxa" w:w="4774"/>
           </w:tcPr>
           <w:p>
             <w:r/>

--- a/specifications/TMFC046-WorkforceManagement/Diagrams/TMFC046_Workforce_Management.docx
+++ b/specifications/TMFC046-WorkforceManagement/Diagrams/TMFC046_Workforce_Management.docx
@@ -155,6 +155,9 @@
         </w:tc>
       </w:tr>
       <w:tr>
+        <w:trPr>
+          <w:cantSplit/>
+        </w:trPr>
         <w:tc>
           <w:tcPr>
             <w:tcW w:type="dxa" w:w="2246"/>
@@ -358,6 +361,9 @@
         </w:tc>
       </w:tr>
       <w:tr>
+        <w:trPr>
+          <w:cantSplit/>
+        </w:trPr>
         <w:tc>
           <w:tcPr>
             <w:tcW w:type="dxa" w:w="1498"/>
@@ -404,6 +410,9 @@
         </w:tc>
       </w:tr>
       <w:tr>
+        <w:trPr>
+          <w:cantSplit/>
+        </w:trPr>
         <w:tc>
           <w:tcPr>
             <w:tcW w:type="dxa" w:w="1498"/>
@@ -491,7 +500,7 @@
         </w:trPr>
         <w:tc>
           <w:tcPr>
-            <w:tcW w:type="dxa" w:w="1404"/>
+            <w:tcW w:type="dxa" w:w="1498"/>
           </w:tcPr>
           <w:p>
             <w:r/>
@@ -505,7 +514,7 @@
         </w:tc>
         <w:tc>
           <w:tcPr>
-            <w:tcW w:type="dxa" w:w="3182"/>
+            <w:tcW w:type="dxa" w:w="3089"/>
           </w:tcPr>
           <w:p>
             <w:r/>
@@ -547,20 +556,23 @@
         </w:tc>
       </w:tr>
       <w:tr>
-        <w:tc>
-          <w:tcPr>
-            <w:tcW w:type="dxa" w:w="1404"/>
-          </w:tcPr>
-          <w:p>
-            <w:r/>
-            <w:r>
-              <w:t>Workforce</w:t>
-            </w:r>
-          </w:p>
-        </w:tc>
-        <w:tc>
-          <w:tcPr>
-            <w:tcW w:type="dxa" w:w="3182"/>
+        <w:trPr>
+          <w:cantSplit/>
+        </w:trPr>
+        <w:tc>
+          <w:tcPr>
+            <w:tcW w:type="dxa" w:w="1498"/>
+          </w:tcPr>
+          <w:p>
+            <w:r/>
+            <w:r>
+              <w:t>Workforce ABE</w:t>
+            </w:r>
+          </w:p>
+        </w:tc>
+        <w:tc>
+          <w:tcPr>
+            <w:tcW w:type="dxa" w:w="3089"/>
           </w:tcPr>
           <w:p>
             <w:r/>
@@ -664,7 +676,7 @@
               <w:rPr>
                 <w:b/>
               </w:rPr>
-              <w:t>Aggregate Function Level 1</w:t>
+              <w:t>Aggregate Function L1</w:t>
             </w:r>
           </w:p>
         </w:tc>
@@ -678,7 +690,7 @@
               <w:rPr>
                 <w:b/>
               </w:rPr>
-              <w:t>Aggregate Function Level 2</w:t>
+              <w:t>Aggregate Function L2</w:t>
             </w:r>
           </w:p>
         </w:tc>
@@ -698,6 +710,9 @@
         </w:tc>
       </w:tr>
       <w:tr>
+        <w:trPr>
+          <w:cantSplit/>
+        </w:trPr>
         <w:tc>
           <w:tcPr>
             <w:tcW w:type="dxa" w:w="1123"/>
@@ -755,6 +770,9 @@
         </w:tc>
       </w:tr>
       <w:tr>
+        <w:trPr>
+          <w:cantSplit/>
+        </w:trPr>
         <w:tc>
           <w:tcPr>
             <w:tcW w:type="dxa" w:w="1123"/>
@@ -812,6 +830,9 @@
         </w:tc>
       </w:tr>
       <w:tr>
+        <w:trPr>
+          <w:cantSplit/>
+        </w:trPr>
         <w:tc>
           <w:tcPr>
             <w:tcW w:type="dxa" w:w="1123"/>
@@ -869,6 +890,9 @@
         </w:tc>
       </w:tr>
       <w:tr>
+        <w:trPr>
+          <w:cantSplit/>
+        </w:trPr>
         <w:tc>
           <w:tcPr>
             <w:tcW w:type="dxa" w:w="1123"/>
@@ -926,6 +950,9 @@
         </w:tc>
       </w:tr>
       <w:tr>
+        <w:trPr>
+          <w:cantSplit/>
+        </w:trPr>
         <w:tc>
           <w:tcPr>
             <w:tcW w:type="dxa" w:w="1123"/>
@@ -983,6 +1010,9 @@
         </w:tc>
       </w:tr>
       <w:tr>
+        <w:trPr>
+          <w:cantSplit/>
+        </w:trPr>
         <w:tc>
           <w:tcPr>
             <w:tcW w:type="dxa" w:w="1123"/>
@@ -1040,6 +1070,9 @@
         </w:tc>
       </w:tr>
       <w:tr>
+        <w:trPr>
+          <w:cantSplit/>
+        </w:trPr>
         <w:tc>
           <w:tcPr>
             <w:tcW w:type="dxa" w:w="1123"/>
@@ -1097,6 +1130,9 @@
         </w:tc>
       </w:tr>
       <w:tr>
+        <w:trPr>
+          <w:cantSplit/>
+        </w:trPr>
         <w:tc>
           <w:tcPr>
             <w:tcW w:type="dxa" w:w="1123"/>
@@ -1154,6 +1190,9 @@
         </w:tc>
       </w:tr>
       <w:tr>
+        <w:trPr>
+          <w:cantSplit/>
+        </w:trPr>
         <w:tc>
           <w:tcPr>
             <w:tcW w:type="dxa" w:w="1123"/>
@@ -1211,6 +1250,9 @@
         </w:tc>
       </w:tr>
       <w:tr>
+        <w:trPr>
+          <w:cantSplit/>
+        </w:trPr>
         <w:tc>
           <w:tcPr>
             <w:tcW w:type="dxa" w:w="1123"/>
@@ -1268,6 +1310,9 @@
         </w:tc>
       </w:tr>
       <w:tr>
+        <w:trPr>
+          <w:cantSplit/>
+        </w:trPr>
         <w:tc>
           <w:tcPr>
             <w:tcW w:type="dxa" w:w="1123"/>
@@ -1325,6 +1370,9 @@
         </w:tc>
       </w:tr>
       <w:tr>
+        <w:trPr>
+          <w:cantSplit/>
+        </w:trPr>
         <w:tc>
           <w:tcPr>
             <w:tcW w:type="dxa" w:w="1123"/>
@@ -1382,6 +1430,9 @@
         </w:tc>
       </w:tr>
       <w:tr>
+        <w:trPr>
+          <w:cantSplit/>
+        </w:trPr>
         <w:tc>
           <w:tcPr>
             <w:tcW w:type="dxa" w:w="1123"/>
@@ -1439,6 +1490,9 @@
         </w:tc>
       </w:tr>
       <w:tr>
+        <w:trPr>
+          <w:cantSplit/>
+        </w:trPr>
         <w:tc>
           <w:tcPr>
             <w:tcW w:type="dxa" w:w="1123"/>
@@ -1701,6 +1755,9 @@
         </w:tc>
       </w:tr>
       <w:tr>
+        <w:trPr>
+          <w:cantSplit/>
+        </w:trPr>
         <w:tc>
           <w:tcPr>
             <w:tcW w:type="dxa" w:w="1030"/>
@@ -1769,6 +1826,9 @@
         </w:tc>
       </w:tr>
       <w:tr>
+        <w:trPr>
+          <w:cantSplit/>
+        </w:trPr>
         <w:tc>
           <w:tcPr>
             <w:tcW w:type="dxa" w:w="1030"/>
@@ -1837,6 +1897,9 @@
         </w:tc>
       </w:tr>
       <w:tr>
+        <w:trPr>
+          <w:cantSplit/>
+        </w:trPr>
         <w:tc>
           <w:tcPr>
             <w:tcW w:type="dxa" w:w="1030"/>
@@ -1905,6 +1968,9 @@
         </w:tc>
       </w:tr>
       <w:tr>
+        <w:trPr>
+          <w:cantSplit/>
+        </w:trPr>
         <w:tc>
           <w:tcPr>
             <w:tcW w:type="dxa" w:w="1030"/>
@@ -2139,6 +2205,9 @@
         </w:tc>
       </w:tr>
       <w:tr>
+        <w:trPr>
+          <w:cantSplit/>
+        </w:trPr>
         <w:tc>
           <w:tcPr>
             <w:tcW w:type="dxa" w:w="1030"/>
@@ -2207,6 +2276,9 @@
         </w:tc>
       </w:tr>
       <w:tr>
+        <w:trPr>
+          <w:cantSplit/>
+        </w:trPr>
         <w:tc>
           <w:tcPr>
             <w:tcW w:type="dxa" w:w="1030"/>
@@ -2275,6 +2347,9 @@
         </w:tc>
       </w:tr>
       <w:tr>
+        <w:trPr>
+          <w:cantSplit/>
+        </w:trPr>
         <w:tc>
           <w:tcPr>
             <w:tcW w:type="dxa" w:w="1030"/>
@@ -2343,6 +2418,9 @@
         </w:tc>
       </w:tr>
       <w:tr>
+        <w:trPr>
+          <w:cantSplit/>
+        </w:trPr>
         <w:tc>
           <w:tcPr>
             <w:tcW w:type="dxa" w:w="1030"/>
@@ -2411,6 +2489,9 @@
         </w:tc>
       </w:tr>
       <w:tr>
+        <w:trPr>
+          <w:cantSplit/>
+        </w:trPr>
         <w:tc>
           <w:tcPr>
             <w:tcW w:type="dxa" w:w="1030"/>
@@ -2479,6 +2560,9 @@
         </w:tc>
       </w:tr>
       <w:tr>
+        <w:trPr>
+          <w:cantSplit/>
+        </w:trPr>
         <w:tc>
           <w:tcPr>
             <w:tcW w:type="dxa" w:w="1030"/>
@@ -2547,6 +2631,9 @@
         </w:tc>
       </w:tr>
       <w:tr>
+        <w:trPr>
+          <w:cantSplit/>
+        </w:trPr>
         <w:tc>
           <w:tcPr>
             <w:tcW w:type="dxa" w:w="1030"/>
@@ -2749,6 +2836,9 @@
         </w:tc>
       </w:tr>
       <w:tr>
+        <w:trPr>
+          <w:cantSplit/>
+        </w:trPr>
         <w:tc>
           <w:tcPr>
             <w:tcW w:type="dxa" w:w="1310"/>
@@ -2947,6 +3037,9 @@
         </w:tc>
       </w:tr>
       <w:tr>
+        <w:trPr>
+          <w:cantSplit/>
+        </w:trPr>
         <w:tc>
           <w:tcPr>
             <w:tcW w:type="dxa" w:w="1310"/>
@@ -3000,6 +3093,9 @@
         </w:tc>
       </w:tr>
       <w:tr>
+        <w:trPr>
+          <w:cantSplit/>
+        </w:trPr>
         <w:tc>
           <w:tcPr>
             <w:tcW w:type="dxa" w:w="1310"/>
@@ -3210,6 +3306,9 @@
         </w:tc>
       </w:tr>
       <w:tr>
+        <w:trPr>
+          <w:cantSplit/>
+        </w:trPr>
         <w:tc>
           <w:tcPr>
             <w:tcW w:type="dxa" w:w="5990"/>
@@ -3234,6 +3333,9 @@
         </w:tc>
       </w:tr>
       <w:tr>
+        <w:trPr>
+          <w:cantSplit/>
+        </w:trPr>
         <w:tc>
           <w:tcPr>
             <w:tcW w:type="dxa" w:w="5990"/>
@@ -3258,6 +3360,9 @@
         </w:tc>
       </w:tr>
       <w:tr>
+        <w:trPr>
+          <w:cantSplit/>
+        </w:trPr>
         <w:tc>
           <w:tcPr>
             <w:tcW w:type="dxa" w:w="5990"/>
@@ -3419,6 +3524,9 @@
         </w:tc>
       </w:tr>
       <w:tr>
+        <w:trPr>
+          <w:cantSplit/>
+        </w:trPr>
         <w:tc>
           <w:tcPr>
             <w:tcW w:type="dxa" w:w="1778"/>
@@ -3465,6 +3573,9 @@
         </w:tc>
       </w:tr>
       <w:tr>
+        <w:trPr>
+          <w:cantSplit/>
+        </w:trPr>
         <w:tc>
           <w:tcPr>
             <w:tcW w:type="dxa" w:w="1778"/>
@@ -3511,6 +3622,9 @@
         </w:tc>
       </w:tr>
       <w:tr>
+        <w:trPr>
+          <w:cantSplit/>
+        </w:trPr>
         <w:tc>
           <w:tcPr>
             <w:tcW w:type="dxa" w:w="1778"/>
@@ -3557,6 +3671,9 @@
         </w:tc>
       </w:tr>
       <w:tr>
+        <w:trPr>
+          <w:cantSplit/>
+        </w:trPr>
         <w:tc>
           <w:tcPr>
             <w:tcW w:type="dxa" w:w="1778"/>
@@ -3603,6 +3720,9 @@
         </w:tc>
       </w:tr>
       <w:tr>
+        <w:trPr>
+          <w:cantSplit/>
+        </w:trPr>
         <w:tc>
           <w:tcPr>
             <w:tcW w:type="dxa" w:w="1778"/>
@@ -3649,6 +3769,9 @@
         </w:tc>
       </w:tr>
       <w:tr>
+        <w:trPr>
+          <w:cantSplit/>
+        </w:trPr>
         <w:tc>
           <w:tcPr>
             <w:tcW w:type="dxa" w:w="1778"/>
@@ -3787,6 +3910,9 @@
         </w:tc>
       </w:tr>
       <w:tr>
+        <w:trPr>
+          <w:cantSplit/>
+        </w:trPr>
         <w:tc>
           <w:tcPr>
             <w:tcW w:type="dxa" w:w="1778"/>
@@ -3833,6 +3959,9 @@
         </w:tc>
       </w:tr>
       <w:tr>
+        <w:trPr>
+          <w:cantSplit/>
+        </w:trPr>
         <w:tc>
           <w:tcPr>
             <w:tcW w:type="dxa" w:w="1778"/>
@@ -3879,6 +4008,9 @@
         </w:tc>
       </w:tr>
       <w:tr>
+        <w:trPr>
+          <w:cantSplit/>
+        </w:trPr>
         <w:tc>
           <w:tcPr>
             <w:tcW w:type="dxa" w:w="1778"/>
@@ -3925,6 +4057,9 @@
         </w:tc>
       </w:tr>
       <w:tr>
+        <w:trPr>
+          <w:cantSplit/>
+        </w:trPr>
         <w:tc>
           <w:tcPr>
             <w:tcW w:type="dxa" w:w="1778"/>
@@ -3971,6 +4106,9 @@
         </w:tc>
       </w:tr>
       <w:tr>
+        <w:trPr>
+          <w:cantSplit/>
+        </w:trPr>
         <w:tc>
           <w:tcPr>
             <w:tcW w:type="dxa" w:w="1778"/>
@@ -4017,6 +4155,9 @@
         </w:tc>
       </w:tr>
       <w:tr>
+        <w:trPr>
+          <w:cantSplit/>
+        </w:trPr>
         <w:tc>
           <w:tcPr>
             <w:tcW w:type="dxa" w:w="1778"/>
@@ -4063,6 +4204,9 @@
         </w:tc>
       </w:tr>
       <w:tr>
+        <w:trPr>
+          <w:cantSplit/>
+        </w:trPr>
         <w:tc>
           <w:tcPr>
             <w:tcW w:type="dxa" w:w="1778"/>
@@ -4191,6 +4335,9 @@
         </w:tc>
       </w:tr>
       <w:tr>
+        <w:trPr>
+          <w:cantSplit/>
+        </w:trPr>
         <w:tc>
           <w:tcPr>
             <w:tcW w:type="dxa" w:w="4212"/>
@@ -4226,6 +4373,9 @@
         </w:tc>
       </w:tr>
       <w:tr>
+        <w:trPr>
+          <w:cantSplit/>
+        </w:trPr>
         <w:tc>
           <w:tcPr>
             <w:tcW w:type="dxa" w:w="4212"/>
@@ -4261,6 +4411,9 @@
         </w:tc>
       </w:tr>
       <w:tr>
+        <w:trPr>
+          <w:cantSplit/>
+        </w:trPr>
         <w:tc>
           <w:tcPr>
             <w:tcW w:type="dxa" w:w="4212"/>
@@ -4296,6 +4449,9 @@
         </w:tc>
       </w:tr>
       <w:tr>
+        <w:trPr>
+          <w:cantSplit/>
+        </w:trPr>
         <w:tc>
           <w:tcPr>
             <w:tcW w:type="dxa" w:w="4212"/>
@@ -4331,6 +4487,9 @@
         </w:tc>
       </w:tr>
       <w:tr>
+        <w:trPr>
+          <w:cantSplit/>
+        </w:trPr>
         <w:tc>
           <w:tcPr>
             <w:tcW w:type="dxa" w:w="4212"/>
@@ -4366,6 +4525,9 @@
         </w:tc>
       </w:tr>
       <w:tr>
+        <w:trPr>
+          <w:cantSplit/>
+        </w:trPr>
         <w:tc>
           <w:tcPr>
             <w:tcW w:type="dxa" w:w="4212"/>
@@ -4401,6 +4563,9 @@
         </w:tc>
       </w:tr>
       <w:tr>
+        <w:trPr>
+          <w:cantSplit/>
+        </w:trPr>
         <w:tc>
           <w:tcPr>
             <w:tcW w:type="dxa" w:w="4212"/>
@@ -4436,6 +4601,9 @@
         </w:tc>
       </w:tr>
       <w:tr>
+        <w:trPr>
+          <w:cantSplit/>
+        </w:trPr>
         <w:tc>
           <w:tcPr>
             <w:tcW w:type="dxa" w:w="4212"/>
@@ -4471,6 +4639,9 @@
         </w:tc>
       </w:tr>
       <w:tr>
+        <w:trPr>
+          <w:cantSplit/>
+        </w:trPr>
         <w:tc>
           <w:tcPr>
             <w:tcW w:type="dxa" w:w="4212"/>
@@ -4506,6 +4677,9 @@
         </w:tc>
       </w:tr>
       <w:tr>
+        <w:trPr>
+          <w:cantSplit/>
+        </w:trPr>
         <w:tc>
           <w:tcPr>
             <w:tcW w:type="dxa" w:w="4212"/>
